--- a/klagomål/A 25616-2026 FSC-klagomål.docx
+++ b/klagomål/A 25616-2026 FSC-klagomål.docx
@@ -839,7 +839,7 @@
     <w:r>
       <w:tab/>
       <w:tab/>
-      <w:t>2026-06-15</w:t>
+      <w:t>2026-06-16</w:t>
       <w:br/>
       <w:br/>
     </w:r>

--- a/klagomål/A 25616-2026 FSC-klagomål.docx
+++ b/klagomål/A 25616-2026 FSC-klagomål.docx
@@ -839,7 +839,7 @@
     <w:r>
       <w:tab/>
       <w:tab/>
-      <w:t>2026-06-16</w:t>
+      <w:t>2026-06-17</w:t>
       <w:br/>
       <w:br/>
     </w:r>

--- a/klagomål/A 25616-2026 FSC-klagomål.docx
+++ b/klagomål/A 25616-2026 FSC-klagomål.docx
@@ -1,6 +1,6 @@
 
 <file path=word/document.xml><?xml version="1.0" encoding="utf-8"?>
-<w:document xmlns:wpc="http://schemas.microsoft.com/office/word/2010/wordprocessingCanvas" xmlns:cx="http://schemas.microsoft.com/office/drawing/2014/chartex" xmlns:cx1="http://schemas.microsoft.com/office/drawing/2015/9/8/chartex" xmlns:cx2="http://schemas.microsoft.com/office/drawing/2015/10/21/chartex" xmlns:cx3="http://schemas.microsoft.com/office/drawing/2016/5/9/chartex" xmlns:cx4="http://schemas.microsoft.com/office/drawing/2016/5/10/chartex" xmlns:cx5="http://schemas.microsoft.com/office/drawing/2016/5/11/chartex" xmlns:cx6="http://schemas.microsoft.com/office/drawing/2016/5/12/chartex" xmlns:cx7="http://schemas.microsoft.com/office/drawing/2016/5/13/chartex" xmlns:cx8="http://schemas.microsoft.com/office/drawing/2016/5/14/chartex" xmlns:mc="http://schemas.openxmlformats.org/markup-compatibility/2006" xmlns:aink="http://schemas.microsoft.com/office/drawing/2016/ink" xmlns:am3d="http://schemas.microsoft.com/office/drawing/2017/model3d" xmlns:o="urn:schemas-microsoft-com:office:office" xmlns:oel="http://schemas.microsoft.com/office/2019/extlst" xmlns:r="http://schemas.openxmlformats.org/officeDocument/2006/relationships" xmlns:m="http://schemas.openxmlformats.org/officeDocument/2006/math" xmlns:v="urn:schemas-microsoft-com:vml" xmlns:wp14="http://schemas.microsoft.com/office/word/2010/wordprocessingDrawing" xmlns:wp="http://schemas.openxmlformats.org/drawingml/2006/wordprocessingDrawing" xmlns:w10="urn:schemas-microsoft-com:office:word" xmlns:w="http://schemas.openxmlformats.org/wordprocessingml/2006/main" xmlns:w14="http://schemas.microsoft.com/office/word/2010/wordml" xmlns:w15="http://schemas.microsoft.com/office/word/2012/wordml" xmlns:w16cex="http://schemas.microsoft.com/office/word/2018/wordml/cex" xmlns:w16cid="http://schemas.microsoft.com/office/word/2016/wordml/cid" xmlns:w16="http://schemas.microsoft.com/office/word/2018/wordml" xmlns:w16sdtdh="http://schemas.microsoft.com/office/word/2020/wordml/sdtdatahash" xmlns:w16se="http://schemas.microsoft.com/office/word/2015/wordml/symex" xmlns:wpg="http://schemas.microsoft.com/office/word/2010/wordprocessingGroup" xmlns:wpi="http://schemas.microsoft.com/office/word/2010/wordprocessingInk" xmlns:wne="http://schemas.microsoft.com/office/word/2006/wordml" xmlns:wps="http://schemas.microsoft.com/office/word/2010/wordprocessingShape" mc:Ignorable="w14 w15 w16se w16cid w16 w16cex w16sdtdh wp14">
+<w:document xmlns:wpc="http://schemas.microsoft.com/office/word/2010/wordprocessingCanvas" xmlns:cx="http://schemas.microsoft.com/office/drawing/2014/chartex" xmlns:cx1="http://schemas.microsoft.com/office/drawing/2015/9/8/chartex" xmlns:cx2="http://schemas.microsoft.com/office/drawing/2015/10/21/chartex" xmlns:cx3="http://schemas.microsoft.com/office/drawing/2016/5/9/chartex" xmlns:cx4="http://schemas.microsoft.com/office/drawing/2016/5/10/chartex" xmlns:cx5="http://schemas.microsoft.com/office/drawing/2016/5/11/chartex" xmlns:cx6="http://schemas.microsoft.com/office/drawing/2016/5/12/chartex" xmlns:cx7="http://schemas.microsoft.com/office/drawing/2016/5/13/chartex" xmlns:cx8="http://schemas.microsoft.com/office/drawing/2016/5/14/chartex" xmlns:mc="http://schemas.openxmlformats.org/markup-compatibility/2006" xmlns:aink="http://schemas.microsoft.com/office/drawing/2016/ink" xmlns:am3d="http://schemas.microsoft.com/office/drawing/2017/model3d" xmlns:o="urn:schemas-microsoft-com:office:office" xmlns:oel="http://schemas.microsoft.com/office/2019/extlst" xmlns:r="http://schemas.openxmlformats.org/officeDocument/2006/relationships" xmlns:m="http://schemas.openxmlformats.org/officeDocument/2006/math" xmlns:v="urn:schemas-microsoft-com:vml" xmlns:wp14="http://schemas.microsoft.com/office/word/2010/wordprocessingDrawing" xmlns:wp="http://schemas.openxmlformats.org/drawingml/2006/wordprocessingDrawing" xmlns:w10="urn:schemas-microsoft-com:office:word" xmlns:w="http://schemas.openxmlformats.org/wordprocessingml/2006/main" xmlns:w14="http://schemas.microsoft.com/office/word/2010/wordml" xmlns:w15="http://schemas.microsoft.com/office/word/2012/wordml" xmlns:w16cex="http://schemas.microsoft.com/office/word/2018/wordml/cex" xmlns:w16cid="http://schemas.microsoft.com/office/word/2016/wordml/cid" xmlns:w16="http://schemas.microsoft.com/office/word/2018/wordml" xmlns:w16du="http://schemas.microsoft.com/office/word/2023/wordml/word16du" xmlns:w16sdtdh="http://schemas.microsoft.com/office/word/2020/wordml/sdtdatahash" xmlns:w16sdtfl="http://schemas.microsoft.com/office/word/2024/wordml/sdtformatlock" xmlns:w16se="http://schemas.microsoft.com/office/word/2015/wordml/symex" xmlns:wpg="http://schemas.microsoft.com/office/word/2010/wordprocessingGroup" xmlns:wpi="http://schemas.microsoft.com/office/word/2010/wordprocessingInk" xmlns:wne="http://schemas.microsoft.com/office/word/2006/wordml" xmlns:wps="http://schemas.microsoft.com/office/word/2010/wordprocessingShape" mc:Ignorable="w14 w15 w16se w16cid w16 w16cex w16sdtdh w16sdtfl w16du wp14">
   <w:body>
     <w:p>
       <w:r>
@@ -163,17 +163,17 @@
         <w:pStyle w:val="Title"/>
       </w:pPr>
       <w:r>
-        <w:t>Inledande FSC- /PEFC-klagomål – information om höga naturvärden i avverkningsanmälan A 25616-2026 i Bergs kommun</w:t>
+        <w:t>Inledande FSC- /PEFC-klagomål – information om höga naturvärden och fridlysta arter i avverkningsanmälan A 25616-2026 i Bergs kommun</w:t>
       </w:r>
     </w:p>
     <w:p>
       <w:r>
-        <w:t>Detta dokument behandlar höga naturvärden i avverkningsanmälan A 25616-2026 i Bergs kommun. Denna avverkningsanmälan inkom 2026-06-04 16:15:54 och omfattar 13,3 ha.</w:t>
+        <w:t>Detta dokument behandlar höga naturvärden i avverkningsanmälan A 25616-2026 i Bergs kommun som inkom 2026-06-04 och omfattar 13,3 ha.</w:t>
       </w:r>
     </w:p>
     <w:p>
       <w:r>
-        <w:t>Nedan presenteras fynd av naturvårdsarter som gjorts i det avverkningsanmälda området, samt relevanta utdrag ur standarderna för FSC, Chain of Custody, Controlled Wood och PEFC. I BILAGA 1 finns artfakta om rödlistade arter.</w:t>
+        <w:t>Nedan presenteras fynd av naturvårdsarter och fridlysta arter som gjorts i det avverkningsanmälda området, samt relevanta utdrag ur standarderna för FSC, Chain of Custody, Controlled Wood och PEFC. I BILAGA 1 finns artfakta om fridlysta och rödlistade arter.</w:t>
       </w:r>
     </w:p>
     <w:p>
@@ -191,12 +191,15 @@
     </w:p>
     <w:p>
       <w:r>
-        <w:t>I avverkningsanmälan har följande 2 naturvårdsarter hittats: gräddporing (VU) och lunglav (NT). Av dessa är 2 rödlistade. För rödlistade arter har rödlistekategorin angivits inom parentes.</w:t>
+        <w:t>I och inom 25 meter från avverkningsanmälan har följande 3 naturvårdsarter hittats: gräddporing (VU, T), lunglav (NT, T) och tretåig hackspett (NT, T, §4). Av dessa är 3 rödlistade. För rödlistade arter har rödlistekategorin angivits inom parentes. Typiska arter inom Natura 2000 som är kopplade till skogsekosystem har markerats med (T). För fridlysta arter anges även paragrafen i Artskyddsförordningen som arten är fridlyst enligt.</w:t>
       </w:r>
     </w:p>
     <w:p>
       <w:r>
-        <w:t>De påträffade naturvårdsarterna är ett tydligt kvitto på att detta rör sig om en skog med höga naturvärden. I Figur 1 visas en karta över det avverkningsanmälda området, där samtliga fyndplatser för naturvårdsarter som finns registrerade på Artportalen har markerats.</w:t>
+        <w:t>De påträffade naturvårdsarterna är ett tydligt kvitto på att det rör sig om en skog med höga naturvärden.</w:t>
+      </w:r>
+      <w:r>
+        <w:t xml:space="preserve"> I Figur 1 visas fyndplatser för naturvårdsarter i området, som finns registrerade på Artportalen.</w:t>
       </w:r>
     </w:p>
     <w:p>
@@ -206,7 +209,7 @@
       <w:r>
         <w:drawing>
           <wp:inline xmlns:a="http://schemas.openxmlformats.org/drawingml/2006/main" xmlns:pic="http://schemas.openxmlformats.org/drawingml/2006/picture">
-            <wp:extent cx="5486400" cy="3837842"/>
+            <wp:extent cx="5486400" cy="4967926"/>
             <wp:docPr id="1" name="Picture 1"/>
             <wp:cNvGraphicFramePr>
               <a:graphicFrameLocks noChangeAspect="1"/>
@@ -227,7 +230,7 @@
                   <pic:spPr>
                     <a:xfrm>
                       <a:off x="0" y="0"/>
-                      <a:ext cx="5486400" cy="3837842"/>
+                      <a:ext cx="5486400" cy="4967926"/>
                     </a:xfrm>
                     <a:prstGeom prst="rect"/>
                   </pic:spPr>
@@ -241,9 +244,79 @@
     <w:p>
       <w:pPr>
         <w:pStyle w:val="Caption"/>
+        <w:spacing w:after="240"/>
       </w:pPr>
       <w:r>
-        <w:t>Figur 1. Fyndplatser för naturvårdsarter i det avverkningsanmälda området (röd linje). Markörer utan svart kant är placerade på fyndplatsen. Markörer med svart kant är placerade vid sidan av fyndplatsen och har ett svart streck som visar fyndplatsens exakta position. Kartans mittpunktskoordinat är N 6971486, E 411706 i SWEREF 99 TM.</w:t>
+        <w:t>Figur 1. Fyndplatser för naturvårdsarter i och inom 25 meter från avverkningsanmälan (röd linje). Markörer utan svart kant är placerade på fyndplatsen. Markörer med svart kant är placerade vid sidan av fyndplatsen och har ett svart streck som visar fyndplatsens exakta position. Kartans mittpunktskoordinat är N 6971486, E 411706 i SWEREF 99 TM.</w:t>
+      </w:r>
+    </w:p>
+    <w:p>
+      <w:pPr>
+        <w:pStyle w:val="Heading2"/>
+      </w:pPr>
+      <w:r>
+        <w:t>Fridlysta arter</w:t>
+      </w:r>
+    </w:p>
+    <w:p>
+      <w:r>
+        <w:t>Följande fridlysta arter har sina livsmiljöer och växtplatser i den avverkningsanmälda skogen: tretåig hackspett (NT, T, §4).</w:t>
+      </w:r>
+    </w:p>
+    <w:p>
+      <w:r>
+        <w:t xml:space="preserve">Observera att medlemsländerna är skyldiga att agera i enlighet med EU:s fågeldirektiv där det uttryckligen står att direktivet gäller för fåglar samt för deras ägg, bon och </w:t>
+      </w:r>
+      <w:r>
+        <w:rPr>
+          <w:b/>
+        </w:rPr>
+        <w:t xml:space="preserve">livsmiljöer </w:t>
+      </w:r>
+      <w:r>
+        <w:t>(artikel 1). Vidare att de åtgärder som vidtas inte får leda till en försämring av den nuvarande situationen beträffande bevarandet av de fågelarter som avses i artikel 1 (artikel 13). Fågeldirektivet är styrande för tillsynsansvariga myndigheters ärendehantering, ställningstaganden och beslutsfattande.</w:t>
+      </w:r>
+    </w:p>
+    <w:p>
+      <w:r>
+        <w:rPr>
+          <w:b/>
+        </w:rPr>
+        <w:t>Tretåig hackspett (NT, §4)</w:t>
+      </w:r>
+      <w:r>
+        <w:t xml:space="preserve"> är rödlistad som nära hotad och ingår i bilaga 1 i EU:s fågeldirektiv. Tretåig hackspett är för sin överlevnad beroende av kontinuerlig tillförsel av äldre döende och död ved, som sker genom naturliga självgallringsprocesser i äldre grannaturskogar och barrblandade naturskogar. Om en skog genom skogsbruk gallras eller glesas ur så upphör och uteblir i stort sett den naturliga självgallringsprocessen för mycket lång tid framöver vilket omöjliggör upprätthållandet av den kontinuerliga ekologiska funktionen i ett område. Det finns studier som visar att naturskogens självgallringsprocess som den tretåiga hackspetten är beroende av, inte kan ersättas med efterlämnad hänsyn i skogsbruket (Imbeau &amp; Desrochers, 2002). Storleken på häckningsreviret varierar med skogstypen, förekomsten av död ved och graden av fragmentering, men är i allmänhet i storleksordningen 25–100 hektar. Vintertid krävs ofta betydligt större områden och det finns studier som antyder att arten behöver minst 100 hektar äldre skog. I områden med låg bonitet kan det behövas över 200 hektar lämpligt habitat för att ett par ska kunna reproducera sig. Områden med dokumenterad permanent förekomst i naturskogsmiljöer har vanligen så stora naturvärden att skogsbruk är olämpligt. Tretåig hackspett är typisk art för </w:t>
+      </w:r>
+      <w:r>
+        <w:rPr>
+          <w:i/>
+        </w:rPr>
+        <w:t xml:space="preserve">9010 Taiga, 9740 Skogsbevuxen myr, 9030 Landhöjningsskog </w:t>
+      </w:r>
+      <w:r>
+        <w:t xml:space="preserve">och </w:t>
+      </w:r>
+      <w:r>
+        <w:rPr>
+          <w:i/>
+        </w:rPr>
+        <w:t>9040 Fjällbjörkskog</w:t>
+      </w:r>
+      <w:r>
+        <w:t xml:space="preserve"> (Skogsstyrelsen, 2016; SLU Artdatabanken, 2024).</w:t>
+      </w:r>
+    </w:p>
+    <w:p>
+      <w:r>
+        <w:t>I BILAGA 1 finns mer detaljerad information om ekologi samt krav på livsmiljö hos fridlysta arter.</w:t>
+      </w:r>
+    </w:p>
+    <w:p>
+      <w:pPr>
+        <w:pStyle w:val="Heading2"/>
+      </w:pPr>
+      <w:r>
+        <w:t>Övriga naturvårdsarter</w:t>
       </w:r>
     </w:p>
     <w:p>
@@ -374,6 +447,22 @@
       <w:r>
         <w:t>I den avverkningsanmälda skogen har fridlysta arter sina livsmiljöer och växtplatser. Att skada de fridlysta arternas livsmiljöer, växtplatser eller ekologiska funktion är inte tillåtet enligt artskyddsförordningen.</w:t>
       </w:r>
+      <w:r>
+        <w:rPr>
+          <w:i/>
+        </w:rPr>
+        <w:t xml:space="preserve"> EU:s medlemsländer och skogsbolag är skyldiga att agera i enlighet med EU:s fågeldirektiv där det uttryckligen står att direktivet gäller för fåglar samt för deras ägg, bon och </w:t>
+      </w:r>
+      <w:r>
+        <w:rPr>
+          <w:b/>
+          <w:i/>
+        </w:rPr>
+        <w:t xml:space="preserve">livsmiljöer </w:t>
+      </w:r>
+      <w:r>
+        <w:t>(artikel 1). Vidare att de åtgärder som vidtas inte får leda till en försämring av den nuvarande situationen beträffande bevarandet av de fågelarter som avses i artikel 1 (artikel 13).</w:t>
+      </w:r>
     </w:p>
     <w:p>
       <w:r>
@@ -412,7 +501,7 @@
         <w:rPr>
           <w:i/>
         </w:rPr>
-        <w:t>I det avverkningsanmälda skogsområdet har 2 naturvårdsarter varav 2 rödlistade arter sina livsmiljöer och växtplatser.</w:t>
+        <w:t>I det avverkningsanmälda skogsområdet har 3 naturvårdsarter varav 3 rödlistade arter sina livsmiljöer och växtplatser.</w:t>
       </w:r>
     </w:p>
     <w:p>
@@ -609,7 +698,9 @@
         <w:pStyle w:val="Title"/>
       </w:pPr>
       <w:r>
-        <w:t>BILAGA 1 – Rödlistade arter</w:t>
+        <w:t>BILAGA 1 –</w:t>
+        <w:br/>
+        <w:t>Fridlysta och rödlistade arter</w:t>
       </w:r>
     </w:p>
     <w:p>
@@ -709,6 +800,207 @@
       </w:r>
       <w:r>
         <w:t>SLU Artdatabanken, Uppsala.</w:t>
+      </w:r>
+    </w:p>
+    <w:p>
+      <w:pPr>
+        <w:pStyle w:val="Heading1"/>
+      </w:pPr>
+      <w:r>
+        <w:t>Tretåig hackspett – ekologi samt krav på livsmiljön</w:t>
+      </w:r>
+    </w:p>
+    <w:p>
+      <w:r>
+        <w:t xml:space="preserve">Tretåig hackspett (NT) är fridlyst enligt §4 Artskyddsförordningen och finns med som prioriterad art i Skogsstyrelsen vägledning för skogsbruket (bilaga 4 till SVL). I vägledningen står bland annat att: </w:t>
+      </w:r>
+      <w:r>
+        <w:rPr>
+          <w:i/>
+        </w:rPr>
+        <w:t xml:space="preserve">“Tretåig hackspett har stora arealkrav och höga krav på sin livsmiljö. Omdaningen av naturskogar till kulturskogar medför en förlust av viktiga miljöer, något som förstärks av ökad fragmentering till följd av avverkningar.” </w:t>
+      </w:r>
+      <w:r>
+        <w:t xml:space="preserve">Vidare att: </w:t>
+      </w:r>
+      <w:r>
+        <w:rPr>
+          <w:i/>
+        </w:rPr>
+        <w:t>“Områden med dokumenterad permanent förekomst i naturskogsmiljöer har vanligen så stora naturvärden att skogsbruk är olämpligt”</w:t>
+      </w:r>
+      <w:r>
+        <w:t xml:space="preserve"> (SLU Artdatabanken, 2024; Skogsstyrelsen, 2016)</w:t>
+      </w:r>
+      <w:r>
+        <w:rPr>
+          <w:i/>
+        </w:rPr>
+        <w:t>.</w:t>
+      </w:r>
+    </w:p>
+    <w:p>
+      <w:r>
+        <w:t>Tretåig hackspett är beroende av större sammanhängande naturskogar med kontinuerlig tillgång och nybildning av död ved och fragmentering av livsmiljöerna utgör ett stort hot mot arten (se exempelvis Stachura-Skierczynska et al., 2009; Wesolowski et al., 2005; Butler et al., 2004; Pakkala et al., 2002; Amcoff et al., 1996; Virkkala, 1991). Det finns studier som visar att naturskogens självgallringsprocess som den tretåiga hackspetten är beroende av, inte kan ersättas med efterlämnad hänsyn i skogsbruket (Imbeau &amp; Desrochers, 2002).</w:t>
+      </w:r>
+    </w:p>
+    <w:p>
+      <w:r>
+        <w:t>Permanenta revir av tretåig hackspett karaktäriseras ofta av artens typiska ringformigt ordnade hackmärken på framför allt gamla granar. För att säkerställa att inte revir av tretåig hackspett drabbas av avverkningsplanerna bör en inventering göras i området både under häckningstid och under vintern, då arten utnyttjar betydligt större områden än under sommarens häckningsrevir. Storleken på häckningsreviret varierar med skogstypen, förekomsten av död ved och graden av fragmentering, men är i allmänhet i storleksordningen 25–100 hektar (SLU Artdatabanken, 2024; Skogsstyrelsen, 2016).</w:t>
+      </w:r>
+    </w:p>
+    <w:p>
+      <w:r>
+        <w:t xml:space="preserve">Förutom fridlysning enligt §4 Artskyddsförordningen är tretåig hackspett även förtecknad i EU:s fågeldirektiv bilaga 1. Den är typisk art för </w:t>
+      </w:r>
+      <w:r>
+        <w:rPr>
+          <w:i/>
+        </w:rPr>
+        <w:t xml:space="preserve">9010 Taiga, 9740 Skogsbevuxen myr, 9030 Landhöjningsskog </w:t>
+      </w:r>
+      <w:r>
+        <w:t xml:space="preserve">och </w:t>
+      </w:r>
+      <w:r>
+        <w:rPr>
+          <w:i/>
+        </w:rPr>
+        <w:t>9040 Fjällbjörkskog</w:t>
+      </w:r>
+      <w:r>
+        <w:t xml:space="preserve"> samt ingår i Natura 2000 och är förtecknad i Bernkonventionen bilaga II (strikt skyddade djurarter) (SLU Artdatabanken, 2024; Skogsstyrelsen, 2016).</w:t>
+      </w:r>
+    </w:p>
+    <w:p>
+      <w:pPr>
+        <w:pStyle w:val="Heading2"/>
+      </w:pPr>
+      <w:r>
+        <w:t>Referenser – tretåig hackspett</w:t>
+      </w:r>
+    </w:p>
+    <w:p>
+      <w:r>
+        <w:t xml:space="preserve">Amcoff, M. &amp; Eriksson, P. 1996. </w:t>
+      </w:r>
+      <w:r>
+        <w:rPr>
+          <w:i/>
+        </w:rPr>
+        <w:t xml:space="preserve">Förekomst av tretåig hackspett Picoides tridactylus på bestånds- och landskapsnivå. </w:t>
+      </w:r>
+      <w:r>
+        <w:t>Ornis Svecica 6: 107–119.</w:t>
+      </w:r>
+    </w:p>
+    <w:p>
+      <w:r>
+        <w:t xml:space="preserve">Butler, R., Angelstam, P., Ekelund, P. &amp; Schlaeffer, R. 2004. </w:t>
+      </w:r>
+      <w:r>
+        <w:rPr>
+          <w:i/>
+        </w:rPr>
+        <w:t xml:space="preserve">Dead wood threshold values for the three-toed woodpecker presence in boreal and sub-Alpine forest. </w:t>
+      </w:r>
+      <w:r>
+        <w:t>Biological conservation 119(3): 305–318.</w:t>
+      </w:r>
+    </w:p>
+    <w:p>
+      <w:r>
+        <w:t xml:space="preserve">Imbeau, L. &amp; Desrochers, A. 2002. </w:t>
+      </w:r>
+      <w:r>
+        <w:rPr>
+          <w:i/>
+        </w:rPr>
+        <w:t xml:space="preserve">Foraging Ecology and Use of Drumming Trees by Three-Toed Woodpeckers. </w:t>
+      </w:r>
+      <w:r>
+        <w:t>The Journal of Wildlife Management. Vol. 66, No. 1 (Jan., 2002), pp. 222–231.</w:t>
+      </w:r>
+    </w:p>
+    <w:p>
+      <w:r>
+        <w:t xml:space="preserve">Pakkala, T., Hanski, I. &amp; Tomppo, E. 2002. </w:t>
+      </w:r>
+      <w:r>
+        <w:rPr>
+          <w:i/>
+        </w:rPr>
+        <w:t xml:space="preserve">Spatial ecology of the three-toed woodpecker in managed forest landscapes. </w:t>
+      </w:r>
+      <w:r>
+        <w:t>Silva Fennica 36(1): 279–288.</w:t>
+      </w:r>
+    </w:p>
+    <w:p>
+      <w:r>
+        <w:t xml:space="preserve">Skogsstyrelsen, 2016. </w:t>
+      </w:r>
+      <w:r>
+        <w:rPr>
+          <w:i/>
+        </w:rPr>
+        <w:t>Vägledning för hänsyn till fåglar – Tretåig hackspett.</w:t>
+      </w:r>
+    </w:p>
+    <w:p>
+      <w:r>
+        <w:t xml:space="preserve">SLU Artdatabanken, 2024. </w:t>
+      </w:r>
+      <w:r>
+        <w:rPr>
+          <w:i/>
+        </w:rPr>
+        <w:t xml:space="preserve">Artfaktablad. Naturvård – artfakta. </w:t>
+      </w:r>
+      <w:r>
+        <w:t>SLU Artdatabanken, Uppsala.</w:t>
+      </w:r>
+    </w:p>
+    <w:p>
+      <w:r>
+        <w:t xml:space="preserve">Stachura-Skierczynska, K., Tumiel, T. &amp; Skierczynski, M. 2009. </w:t>
+      </w:r>
+      <w:r>
+        <w:rPr>
+          <w:i/>
+        </w:rPr>
+        <w:t xml:space="preserve">Habitat prediction model for three-toed woodpecker and its implications for the conservation of biologically valuable forests. </w:t>
+      </w:r>
+      <w:r>
+        <w:t>Forest Ecology and Management 258(5): 697–703.</w:t>
+      </w:r>
+    </w:p>
+    <w:p>
+      <w:r>
+        <w:t xml:space="preserve">Virkkala, R. 1991. </w:t>
+      </w:r>
+      <w:r>
+        <w:rPr>
+          <w:i/>
+        </w:rPr>
+        <w:t xml:space="preserve">Population trends of forest birds in a Finnish Lapland landscape of large habitat blocks – Consequences of stochastic environmental variation or regional habitat alteration. </w:t>
+      </w:r>
+      <w:r>
+        <w:t>Biological conservation 56(2): 223–240.</w:t>
+      </w:r>
+    </w:p>
+    <w:p>
+      <w:r>
+        <w:t xml:space="preserve">Wesolowski, T., Czeszczewik, D. &amp; Rowinski, P. 2005. </w:t>
+      </w:r>
+      <w:r>
+        <w:rPr>
+          <w:i/>
+        </w:rPr>
+        <w:t xml:space="preserve">Effects of forest management on Three-toed Woodpecker Picoides tridactylus distribution in the Bialowieza Forest (NE Poland): conservation implications. </w:t>
+      </w:r>
+      <w:r>
+        <w:t>Acta Ornithologica 40(1): 53–60.</w:t>
       </w:r>
     </w:p>
     <w:sectPr>
@@ -729,7 +1021,7 @@
 </file>
 
 <file path=word/endnotes.xml><?xml version="1.0" encoding="utf-8"?>
-<w:endnotes xmlns:wpc="http://schemas.microsoft.com/office/word/2010/wordprocessingCanvas" xmlns:cx="http://schemas.microsoft.com/office/drawing/2014/chartex" xmlns:cx1="http://schemas.microsoft.com/office/drawing/2015/9/8/chartex" xmlns:cx2="http://schemas.microsoft.com/office/drawing/2015/10/21/chartex" xmlns:cx3="http://schemas.microsoft.com/office/drawing/2016/5/9/chartex" xmlns:cx4="http://schemas.microsoft.com/office/drawing/2016/5/10/chartex" xmlns:cx5="http://schemas.microsoft.com/office/drawing/2016/5/11/chartex" xmlns:cx6="http://schemas.microsoft.com/office/drawing/2016/5/12/chartex" xmlns:cx7="http://schemas.microsoft.com/office/drawing/2016/5/13/chartex" xmlns:cx8="http://schemas.microsoft.com/office/drawing/2016/5/14/chartex" xmlns:mc="http://schemas.openxmlformats.org/markup-compatibility/2006" xmlns:aink="http://schemas.microsoft.com/office/drawing/2016/ink" xmlns:am3d="http://schemas.microsoft.com/office/drawing/2017/model3d" xmlns:o="urn:schemas-microsoft-com:office:office" xmlns:oel="http://schemas.microsoft.com/office/2019/extlst" xmlns:r="http://schemas.openxmlformats.org/officeDocument/2006/relationships" xmlns:m="http://schemas.openxmlformats.org/officeDocument/2006/math" xmlns:v="urn:schemas-microsoft-com:vml" xmlns:wp14="http://schemas.microsoft.com/office/word/2010/wordprocessingDrawing" xmlns:wp="http://schemas.openxmlformats.org/drawingml/2006/wordprocessingDrawing" xmlns:w10="urn:schemas-microsoft-com:office:word" xmlns:w="http://schemas.openxmlformats.org/wordprocessingml/2006/main" xmlns:w14="http://schemas.microsoft.com/office/word/2010/wordml" xmlns:w15="http://schemas.microsoft.com/office/word/2012/wordml" xmlns:w16cex="http://schemas.microsoft.com/office/word/2018/wordml/cex" xmlns:w16cid="http://schemas.microsoft.com/office/word/2016/wordml/cid" xmlns:w16="http://schemas.microsoft.com/office/word/2018/wordml" xmlns:w16sdtdh="http://schemas.microsoft.com/office/word/2020/wordml/sdtdatahash" xmlns:w16se="http://schemas.microsoft.com/office/word/2015/wordml/symex" xmlns:wpg="http://schemas.microsoft.com/office/word/2010/wordprocessingGroup" xmlns:wpi="http://schemas.microsoft.com/office/word/2010/wordprocessingInk" xmlns:wne="http://schemas.microsoft.com/office/word/2006/wordml" xmlns:wps="http://schemas.microsoft.com/office/word/2010/wordprocessingShape" mc:Ignorable="w14 w15 w16se w16cid w16 w16cex w16sdtdh wp14">
+<w:endnotes xmlns:wpc="http://schemas.microsoft.com/office/word/2010/wordprocessingCanvas" xmlns:cx="http://schemas.microsoft.com/office/drawing/2014/chartex" xmlns:cx1="http://schemas.microsoft.com/office/drawing/2015/9/8/chartex" xmlns:cx2="http://schemas.microsoft.com/office/drawing/2015/10/21/chartex" xmlns:cx3="http://schemas.microsoft.com/office/drawing/2016/5/9/chartex" xmlns:cx4="http://schemas.microsoft.com/office/drawing/2016/5/10/chartex" xmlns:cx5="http://schemas.microsoft.com/office/drawing/2016/5/11/chartex" xmlns:cx6="http://schemas.microsoft.com/office/drawing/2016/5/12/chartex" xmlns:cx7="http://schemas.microsoft.com/office/drawing/2016/5/13/chartex" xmlns:cx8="http://schemas.microsoft.com/office/drawing/2016/5/14/chartex" xmlns:mc="http://schemas.openxmlformats.org/markup-compatibility/2006" xmlns:aink="http://schemas.microsoft.com/office/drawing/2016/ink" xmlns:am3d="http://schemas.microsoft.com/office/drawing/2017/model3d" xmlns:o="urn:schemas-microsoft-com:office:office" xmlns:oel="http://schemas.microsoft.com/office/2019/extlst" xmlns:r="http://schemas.openxmlformats.org/officeDocument/2006/relationships" xmlns:m="http://schemas.openxmlformats.org/officeDocument/2006/math" xmlns:v="urn:schemas-microsoft-com:vml" xmlns:wp14="http://schemas.microsoft.com/office/word/2010/wordprocessingDrawing" xmlns:wp="http://schemas.openxmlformats.org/drawingml/2006/wordprocessingDrawing" xmlns:w10="urn:schemas-microsoft-com:office:word" xmlns:w="http://schemas.openxmlformats.org/wordprocessingml/2006/main" xmlns:w14="http://schemas.microsoft.com/office/word/2010/wordml" xmlns:w15="http://schemas.microsoft.com/office/word/2012/wordml" xmlns:w16cex="http://schemas.microsoft.com/office/word/2018/wordml/cex" xmlns:w16cid="http://schemas.microsoft.com/office/word/2016/wordml/cid" xmlns:w16="http://schemas.microsoft.com/office/word/2018/wordml" xmlns:w16du="http://schemas.microsoft.com/office/word/2023/wordml/word16du" xmlns:w16sdtdh="http://schemas.microsoft.com/office/word/2020/wordml/sdtdatahash" xmlns:w16sdtfl="http://schemas.microsoft.com/office/word/2024/wordml/sdtformatlock" xmlns:w16se="http://schemas.microsoft.com/office/word/2015/wordml/symex" xmlns:wpg="http://schemas.microsoft.com/office/word/2010/wordprocessingGroup" xmlns:wpi="http://schemas.microsoft.com/office/word/2010/wordprocessingInk" xmlns:wne="http://schemas.microsoft.com/office/word/2006/wordml" xmlns:wps="http://schemas.microsoft.com/office/word/2010/wordprocessingShape" mc:Ignorable="w14 w15 w16se w16cid w16 w16cex w16sdtdh w16sdtfl w16du wp14">
   <w:endnote w:type="separator" w:id="-1">
     <w:p>
       <w:pPr>
@@ -754,7 +1046,7 @@
 </file>
 
 <file path=word/footer1.xml><?xml version="1.0" encoding="utf-8"?>
-<w:ftr xmlns:wpc="http://schemas.microsoft.com/office/word/2010/wordprocessingCanvas" xmlns:cx="http://schemas.microsoft.com/office/drawing/2014/chartex" xmlns:cx1="http://schemas.microsoft.com/office/drawing/2015/9/8/chartex" xmlns:cx2="http://schemas.microsoft.com/office/drawing/2015/10/21/chartex" xmlns:cx3="http://schemas.microsoft.com/office/drawing/2016/5/9/chartex" xmlns:cx4="http://schemas.microsoft.com/office/drawing/2016/5/10/chartex" xmlns:cx5="http://schemas.microsoft.com/office/drawing/2016/5/11/chartex" xmlns:cx6="http://schemas.microsoft.com/office/drawing/2016/5/12/chartex" xmlns:cx7="http://schemas.microsoft.com/office/drawing/2016/5/13/chartex" xmlns:cx8="http://schemas.microsoft.com/office/drawing/2016/5/14/chartex" xmlns:mc="http://schemas.openxmlformats.org/markup-compatibility/2006" xmlns:aink="http://schemas.microsoft.com/office/drawing/2016/ink" xmlns:am3d="http://schemas.microsoft.com/office/drawing/2017/model3d" xmlns:o="urn:schemas-microsoft-com:office:office" xmlns:oel="http://schemas.microsoft.com/office/2019/extlst" xmlns:r="http://schemas.openxmlformats.org/officeDocument/2006/relationships" xmlns:m="http://schemas.openxmlformats.org/officeDocument/2006/math" xmlns:v="urn:schemas-microsoft-com:vml" xmlns:wp14="http://schemas.microsoft.com/office/word/2010/wordprocessingDrawing" xmlns:wp="http://schemas.openxmlformats.org/drawingml/2006/wordprocessingDrawing" xmlns:w10="urn:schemas-microsoft-com:office:word" xmlns:w="http://schemas.openxmlformats.org/wordprocessingml/2006/main" xmlns:w14="http://schemas.microsoft.com/office/word/2010/wordml" xmlns:w15="http://schemas.microsoft.com/office/word/2012/wordml" xmlns:w16cex="http://schemas.microsoft.com/office/word/2018/wordml/cex" xmlns:w16cid="http://schemas.microsoft.com/office/word/2016/wordml/cid" xmlns:w16="http://schemas.microsoft.com/office/word/2018/wordml" xmlns:w16sdtdh="http://schemas.microsoft.com/office/word/2020/wordml/sdtdatahash" xmlns:w16se="http://schemas.microsoft.com/office/word/2015/wordml/symex" xmlns:wpg="http://schemas.microsoft.com/office/word/2010/wordprocessingGroup" xmlns:wpi="http://schemas.microsoft.com/office/word/2010/wordprocessingInk" xmlns:wne="http://schemas.microsoft.com/office/word/2006/wordml" xmlns:wps="http://schemas.microsoft.com/office/word/2010/wordprocessingShape" mc:Ignorable="w14 w15 w16se w16cid w16 w16cex w16sdtdh wp14">
+<w:ftr xmlns:wpc="http://schemas.microsoft.com/office/word/2010/wordprocessingCanvas" xmlns:cx="http://schemas.microsoft.com/office/drawing/2014/chartex" xmlns:cx1="http://schemas.microsoft.com/office/drawing/2015/9/8/chartex" xmlns:cx2="http://schemas.microsoft.com/office/drawing/2015/10/21/chartex" xmlns:cx3="http://schemas.microsoft.com/office/drawing/2016/5/9/chartex" xmlns:cx4="http://schemas.microsoft.com/office/drawing/2016/5/10/chartex" xmlns:cx5="http://schemas.microsoft.com/office/drawing/2016/5/11/chartex" xmlns:cx6="http://schemas.microsoft.com/office/drawing/2016/5/12/chartex" xmlns:cx7="http://schemas.microsoft.com/office/drawing/2016/5/13/chartex" xmlns:cx8="http://schemas.microsoft.com/office/drawing/2016/5/14/chartex" xmlns:mc="http://schemas.openxmlformats.org/markup-compatibility/2006" xmlns:aink="http://schemas.microsoft.com/office/drawing/2016/ink" xmlns:am3d="http://schemas.microsoft.com/office/drawing/2017/model3d" xmlns:o="urn:schemas-microsoft-com:office:office" xmlns:oel="http://schemas.microsoft.com/office/2019/extlst" xmlns:r="http://schemas.openxmlformats.org/officeDocument/2006/relationships" xmlns:m="http://schemas.openxmlformats.org/officeDocument/2006/math" xmlns:v="urn:schemas-microsoft-com:vml" xmlns:wp14="http://schemas.microsoft.com/office/word/2010/wordprocessingDrawing" xmlns:wp="http://schemas.openxmlformats.org/drawingml/2006/wordprocessingDrawing" xmlns:w10="urn:schemas-microsoft-com:office:word" xmlns:w="http://schemas.openxmlformats.org/wordprocessingml/2006/main" xmlns:w14="http://schemas.microsoft.com/office/word/2010/wordml" xmlns:w15="http://schemas.microsoft.com/office/word/2012/wordml" xmlns:w16cex="http://schemas.microsoft.com/office/word/2018/wordml/cex" xmlns:w16cid="http://schemas.microsoft.com/office/word/2016/wordml/cid" xmlns:w16="http://schemas.microsoft.com/office/word/2018/wordml" xmlns:w16du="http://schemas.microsoft.com/office/word/2023/wordml/word16du" xmlns:w16sdtdh="http://schemas.microsoft.com/office/word/2020/wordml/sdtdatahash" xmlns:w16sdtfl="http://schemas.microsoft.com/office/word/2024/wordml/sdtformatlock" xmlns:w16se="http://schemas.microsoft.com/office/word/2015/wordml/symex" xmlns:wpg="http://schemas.microsoft.com/office/word/2010/wordprocessingGroup" xmlns:wpi="http://schemas.microsoft.com/office/word/2010/wordprocessingInk" xmlns:wne="http://schemas.microsoft.com/office/word/2006/wordml" xmlns:wps="http://schemas.microsoft.com/office/word/2010/wordprocessingShape" mc:Ignorable="w14 w15 w16se w16cid w16 w16cex w16sdtdh w16sdtfl w16du wp14">
   <w:p>
     <w:pPr>
       <w:pStyle w:val="Footer"/>
@@ -764,7 +1056,7 @@
 </file>
 
 <file path=word/footer2.xml><?xml version="1.0" encoding="utf-8"?>
-<w:ftr xmlns:wpc="http://schemas.microsoft.com/office/word/2010/wordprocessingCanvas" xmlns:cx="http://schemas.microsoft.com/office/drawing/2014/chartex" xmlns:cx1="http://schemas.microsoft.com/office/drawing/2015/9/8/chartex" xmlns:cx2="http://schemas.microsoft.com/office/drawing/2015/10/21/chartex" xmlns:cx3="http://schemas.microsoft.com/office/drawing/2016/5/9/chartex" xmlns:cx4="http://schemas.microsoft.com/office/drawing/2016/5/10/chartex" xmlns:cx5="http://schemas.microsoft.com/office/drawing/2016/5/11/chartex" xmlns:cx6="http://schemas.microsoft.com/office/drawing/2016/5/12/chartex" xmlns:cx7="http://schemas.microsoft.com/office/drawing/2016/5/13/chartex" xmlns:cx8="http://schemas.microsoft.com/office/drawing/2016/5/14/chartex" xmlns:mc="http://schemas.openxmlformats.org/markup-compatibility/2006" xmlns:aink="http://schemas.microsoft.com/office/drawing/2016/ink" xmlns:am3d="http://schemas.microsoft.com/office/drawing/2017/model3d" xmlns:o="urn:schemas-microsoft-com:office:office" xmlns:oel="http://schemas.microsoft.com/office/2019/extlst" xmlns:r="http://schemas.openxmlformats.org/officeDocument/2006/relationships" xmlns:m="http://schemas.openxmlformats.org/officeDocument/2006/math" xmlns:v="urn:schemas-microsoft-com:vml" xmlns:wp14="http://schemas.microsoft.com/office/word/2010/wordprocessingDrawing" xmlns:wp="http://schemas.openxmlformats.org/drawingml/2006/wordprocessingDrawing" xmlns:w10="urn:schemas-microsoft-com:office:word" xmlns:w="http://schemas.openxmlformats.org/wordprocessingml/2006/main" xmlns:w14="http://schemas.microsoft.com/office/word/2010/wordml" xmlns:w15="http://schemas.microsoft.com/office/word/2012/wordml" xmlns:w16cex="http://schemas.microsoft.com/office/word/2018/wordml/cex" xmlns:w16cid="http://schemas.microsoft.com/office/word/2016/wordml/cid" xmlns:w16="http://schemas.microsoft.com/office/word/2018/wordml" xmlns:w16sdtdh="http://schemas.microsoft.com/office/word/2020/wordml/sdtdatahash" xmlns:w16se="http://schemas.microsoft.com/office/word/2015/wordml/symex" xmlns:wpg="http://schemas.microsoft.com/office/word/2010/wordprocessingGroup" xmlns:wpi="http://schemas.microsoft.com/office/word/2010/wordprocessingInk" xmlns:wne="http://schemas.microsoft.com/office/word/2006/wordml" xmlns:wps="http://schemas.microsoft.com/office/word/2010/wordprocessingShape" mc:Ignorable="w14 w15 w16se w16cid w16 w16cex w16sdtdh wp14">
+<w:ftr xmlns:wpc="http://schemas.microsoft.com/office/word/2010/wordprocessingCanvas" xmlns:cx="http://schemas.microsoft.com/office/drawing/2014/chartex" xmlns:cx1="http://schemas.microsoft.com/office/drawing/2015/9/8/chartex" xmlns:cx2="http://schemas.microsoft.com/office/drawing/2015/10/21/chartex" xmlns:cx3="http://schemas.microsoft.com/office/drawing/2016/5/9/chartex" xmlns:cx4="http://schemas.microsoft.com/office/drawing/2016/5/10/chartex" xmlns:cx5="http://schemas.microsoft.com/office/drawing/2016/5/11/chartex" xmlns:cx6="http://schemas.microsoft.com/office/drawing/2016/5/12/chartex" xmlns:cx7="http://schemas.microsoft.com/office/drawing/2016/5/13/chartex" xmlns:cx8="http://schemas.microsoft.com/office/drawing/2016/5/14/chartex" xmlns:mc="http://schemas.openxmlformats.org/markup-compatibility/2006" xmlns:aink="http://schemas.microsoft.com/office/drawing/2016/ink" xmlns:am3d="http://schemas.microsoft.com/office/drawing/2017/model3d" xmlns:o="urn:schemas-microsoft-com:office:office" xmlns:oel="http://schemas.microsoft.com/office/2019/extlst" xmlns:r="http://schemas.openxmlformats.org/officeDocument/2006/relationships" xmlns:m="http://schemas.openxmlformats.org/officeDocument/2006/math" xmlns:v="urn:schemas-microsoft-com:vml" xmlns:wp14="http://schemas.microsoft.com/office/word/2010/wordprocessingDrawing" xmlns:wp="http://schemas.openxmlformats.org/drawingml/2006/wordprocessingDrawing" xmlns:w10="urn:schemas-microsoft-com:office:word" xmlns:w="http://schemas.openxmlformats.org/wordprocessingml/2006/main" xmlns:w14="http://schemas.microsoft.com/office/word/2010/wordml" xmlns:w15="http://schemas.microsoft.com/office/word/2012/wordml" xmlns:w16cex="http://schemas.microsoft.com/office/word/2018/wordml/cex" xmlns:w16cid="http://schemas.microsoft.com/office/word/2016/wordml/cid" xmlns:w16="http://schemas.microsoft.com/office/word/2018/wordml" xmlns:w16du="http://schemas.microsoft.com/office/word/2023/wordml/word16du" xmlns:w16sdtdh="http://schemas.microsoft.com/office/word/2020/wordml/sdtdatahash" xmlns:w16sdtfl="http://schemas.microsoft.com/office/word/2024/wordml/sdtformatlock" xmlns:w16se="http://schemas.microsoft.com/office/word/2015/wordml/symex" xmlns:wpg="http://schemas.microsoft.com/office/word/2010/wordprocessingGroup" xmlns:wpi="http://schemas.microsoft.com/office/word/2010/wordprocessingInk" xmlns:wne="http://schemas.microsoft.com/office/word/2006/wordml" xmlns:wps="http://schemas.microsoft.com/office/word/2010/wordprocessingShape" mc:Ignorable="w14 w15 w16se w16cid w16 w16cex w16sdtdh w16sdtfl w16du wp14">
   <w:p>
     <w:pPr>
       <w:pStyle w:val="Footer"/>
@@ -774,7 +1066,7 @@
 </file>
 
 <file path=word/footer3.xml><?xml version="1.0" encoding="utf-8"?>
-<w:ftr xmlns:wpc="http://schemas.microsoft.com/office/word/2010/wordprocessingCanvas" xmlns:cx="http://schemas.microsoft.com/office/drawing/2014/chartex" xmlns:cx1="http://schemas.microsoft.com/office/drawing/2015/9/8/chartex" xmlns:cx2="http://schemas.microsoft.com/office/drawing/2015/10/21/chartex" xmlns:cx3="http://schemas.microsoft.com/office/drawing/2016/5/9/chartex" xmlns:cx4="http://schemas.microsoft.com/office/drawing/2016/5/10/chartex" xmlns:cx5="http://schemas.microsoft.com/office/drawing/2016/5/11/chartex" xmlns:cx6="http://schemas.microsoft.com/office/drawing/2016/5/12/chartex" xmlns:cx7="http://schemas.microsoft.com/office/drawing/2016/5/13/chartex" xmlns:cx8="http://schemas.microsoft.com/office/drawing/2016/5/14/chartex" xmlns:mc="http://schemas.openxmlformats.org/markup-compatibility/2006" xmlns:aink="http://schemas.microsoft.com/office/drawing/2016/ink" xmlns:am3d="http://schemas.microsoft.com/office/drawing/2017/model3d" xmlns:o="urn:schemas-microsoft-com:office:office" xmlns:oel="http://schemas.microsoft.com/office/2019/extlst" xmlns:r="http://schemas.openxmlformats.org/officeDocument/2006/relationships" xmlns:m="http://schemas.openxmlformats.org/officeDocument/2006/math" xmlns:v="urn:schemas-microsoft-com:vml" xmlns:wp14="http://schemas.microsoft.com/office/word/2010/wordprocessingDrawing" xmlns:wp="http://schemas.openxmlformats.org/drawingml/2006/wordprocessingDrawing" xmlns:w10="urn:schemas-microsoft-com:office:word" xmlns:w="http://schemas.openxmlformats.org/wordprocessingml/2006/main" xmlns:w14="http://schemas.microsoft.com/office/word/2010/wordml" xmlns:w15="http://schemas.microsoft.com/office/word/2012/wordml" xmlns:w16cex="http://schemas.microsoft.com/office/word/2018/wordml/cex" xmlns:w16cid="http://schemas.microsoft.com/office/word/2016/wordml/cid" xmlns:w16="http://schemas.microsoft.com/office/word/2018/wordml" xmlns:w16sdtdh="http://schemas.microsoft.com/office/word/2020/wordml/sdtdatahash" xmlns:w16se="http://schemas.microsoft.com/office/word/2015/wordml/symex" xmlns:wpg="http://schemas.microsoft.com/office/word/2010/wordprocessingGroup" xmlns:wpi="http://schemas.microsoft.com/office/word/2010/wordprocessingInk" xmlns:wne="http://schemas.microsoft.com/office/word/2006/wordml" xmlns:wps="http://schemas.microsoft.com/office/word/2010/wordprocessingShape" mc:Ignorable="w14 w15 w16se w16cid w16 w16cex w16sdtdh wp14">
+<w:ftr xmlns:wpc="http://schemas.microsoft.com/office/word/2010/wordprocessingCanvas" xmlns:cx="http://schemas.microsoft.com/office/drawing/2014/chartex" xmlns:cx1="http://schemas.microsoft.com/office/drawing/2015/9/8/chartex" xmlns:cx2="http://schemas.microsoft.com/office/drawing/2015/10/21/chartex" xmlns:cx3="http://schemas.microsoft.com/office/drawing/2016/5/9/chartex" xmlns:cx4="http://schemas.microsoft.com/office/drawing/2016/5/10/chartex" xmlns:cx5="http://schemas.microsoft.com/office/drawing/2016/5/11/chartex" xmlns:cx6="http://schemas.microsoft.com/office/drawing/2016/5/12/chartex" xmlns:cx7="http://schemas.microsoft.com/office/drawing/2016/5/13/chartex" xmlns:cx8="http://schemas.microsoft.com/office/drawing/2016/5/14/chartex" xmlns:mc="http://schemas.openxmlformats.org/markup-compatibility/2006" xmlns:aink="http://schemas.microsoft.com/office/drawing/2016/ink" xmlns:am3d="http://schemas.microsoft.com/office/drawing/2017/model3d" xmlns:o="urn:schemas-microsoft-com:office:office" xmlns:oel="http://schemas.microsoft.com/office/2019/extlst" xmlns:r="http://schemas.openxmlformats.org/officeDocument/2006/relationships" xmlns:m="http://schemas.openxmlformats.org/officeDocument/2006/math" xmlns:v="urn:schemas-microsoft-com:vml" xmlns:wp14="http://schemas.microsoft.com/office/word/2010/wordprocessingDrawing" xmlns:wp="http://schemas.openxmlformats.org/drawingml/2006/wordprocessingDrawing" xmlns:w10="urn:schemas-microsoft-com:office:word" xmlns:w="http://schemas.openxmlformats.org/wordprocessingml/2006/main" xmlns:w14="http://schemas.microsoft.com/office/word/2010/wordml" xmlns:w15="http://schemas.microsoft.com/office/word/2012/wordml" xmlns:w16cex="http://schemas.microsoft.com/office/word/2018/wordml/cex" xmlns:w16cid="http://schemas.microsoft.com/office/word/2016/wordml/cid" xmlns:w16="http://schemas.microsoft.com/office/word/2018/wordml" xmlns:w16du="http://schemas.microsoft.com/office/word/2023/wordml/word16du" xmlns:w16sdtdh="http://schemas.microsoft.com/office/word/2020/wordml/sdtdatahash" xmlns:w16sdtfl="http://schemas.microsoft.com/office/word/2024/wordml/sdtformatlock" xmlns:w16se="http://schemas.microsoft.com/office/word/2015/wordml/symex" xmlns:wpg="http://schemas.microsoft.com/office/word/2010/wordprocessingGroup" xmlns:wpi="http://schemas.microsoft.com/office/word/2010/wordprocessingInk" xmlns:wne="http://schemas.microsoft.com/office/word/2006/wordml" xmlns:wps="http://schemas.microsoft.com/office/word/2010/wordprocessingShape" mc:Ignorable="w14 w15 w16se w16cid w16 w16cex w16sdtdh w16sdtfl w16du wp14">
   <w:p>
     <w:pPr>
       <w:pStyle w:val="Footer"/>
@@ -784,7 +1076,7 @@
 </file>
 
 <file path=word/footnotes.xml><?xml version="1.0" encoding="utf-8"?>
-<w:footnotes xmlns:wpc="http://schemas.microsoft.com/office/word/2010/wordprocessingCanvas" xmlns:cx="http://schemas.microsoft.com/office/drawing/2014/chartex" xmlns:cx1="http://schemas.microsoft.com/office/drawing/2015/9/8/chartex" xmlns:cx2="http://schemas.microsoft.com/office/drawing/2015/10/21/chartex" xmlns:cx3="http://schemas.microsoft.com/office/drawing/2016/5/9/chartex" xmlns:cx4="http://schemas.microsoft.com/office/drawing/2016/5/10/chartex" xmlns:cx5="http://schemas.microsoft.com/office/drawing/2016/5/11/chartex" xmlns:cx6="http://schemas.microsoft.com/office/drawing/2016/5/12/chartex" xmlns:cx7="http://schemas.microsoft.com/office/drawing/2016/5/13/chartex" xmlns:cx8="http://schemas.microsoft.com/office/drawing/2016/5/14/chartex" xmlns:mc="http://schemas.openxmlformats.org/markup-compatibility/2006" xmlns:aink="http://schemas.microsoft.com/office/drawing/2016/ink" xmlns:am3d="http://schemas.microsoft.com/office/drawing/2017/model3d" xmlns:o="urn:schemas-microsoft-com:office:office" xmlns:oel="http://schemas.microsoft.com/office/2019/extlst" xmlns:r="http://schemas.openxmlformats.org/officeDocument/2006/relationships" xmlns:m="http://schemas.openxmlformats.org/officeDocument/2006/math" xmlns:v="urn:schemas-microsoft-com:vml" xmlns:wp14="http://schemas.microsoft.com/office/word/2010/wordprocessingDrawing" xmlns:wp="http://schemas.openxmlformats.org/drawingml/2006/wordprocessingDrawing" xmlns:w10="urn:schemas-microsoft-com:office:word" xmlns:w="http://schemas.openxmlformats.org/wordprocessingml/2006/main" xmlns:w14="http://schemas.microsoft.com/office/word/2010/wordml" xmlns:w15="http://schemas.microsoft.com/office/word/2012/wordml" xmlns:w16cex="http://schemas.microsoft.com/office/word/2018/wordml/cex" xmlns:w16cid="http://schemas.microsoft.com/office/word/2016/wordml/cid" xmlns:w16="http://schemas.microsoft.com/office/word/2018/wordml" xmlns:w16sdtdh="http://schemas.microsoft.com/office/word/2020/wordml/sdtdatahash" xmlns:w16se="http://schemas.microsoft.com/office/word/2015/wordml/symex" xmlns:wpg="http://schemas.microsoft.com/office/word/2010/wordprocessingGroup" xmlns:wpi="http://schemas.microsoft.com/office/word/2010/wordprocessingInk" xmlns:wne="http://schemas.microsoft.com/office/word/2006/wordml" xmlns:wps="http://schemas.microsoft.com/office/word/2010/wordprocessingShape" mc:Ignorable="w14 w15 w16se w16cid w16 w16cex w16sdtdh wp14">
+<w:footnotes xmlns:wpc="http://schemas.microsoft.com/office/word/2010/wordprocessingCanvas" xmlns:cx="http://schemas.microsoft.com/office/drawing/2014/chartex" xmlns:cx1="http://schemas.microsoft.com/office/drawing/2015/9/8/chartex" xmlns:cx2="http://schemas.microsoft.com/office/drawing/2015/10/21/chartex" xmlns:cx3="http://schemas.microsoft.com/office/drawing/2016/5/9/chartex" xmlns:cx4="http://schemas.microsoft.com/office/drawing/2016/5/10/chartex" xmlns:cx5="http://schemas.microsoft.com/office/drawing/2016/5/11/chartex" xmlns:cx6="http://schemas.microsoft.com/office/drawing/2016/5/12/chartex" xmlns:cx7="http://schemas.microsoft.com/office/drawing/2016/5/13/chartex" xmlns:cx8="http://schemas.microsoft.com/office/drawing/2016/5/14/chartex" xmlns:mc="http://schemas.openxmlformats.org/markup-compatibility/2006" xmlns:aink="http://schemas.microsoft.com/office/drawing/2016/ink" xmlns:am3d="http://schemas.microsoft.com/office/drawing/2017/model3d" xmlns:o="urn:schemas-microsoft-com:office:office" xmlns:oel="http://schemas.microsoft.com/office/2019/extlst" xmlns:r="http://schemas.openxmlformats.org/officeDocument/2006/relationships" xmlns:m="http://schemas.openxmlformats.org/officeDocument/2006/math" xmlns:v="urn:schemas-microsoft-com:vml" xmlns:wp14="http://schemas.microsoft.com/office/word/2010/wordprocessingDrawing" xmlns:wp="http://schemas.openxmlformats.org/drawingml/2006/wordprocessingDrawing" xmlns:w10="urn:schemas-microsoft-com:office:word" xmlns:w="http://schemas.openxmlformats.org/wordprocessingml/2006/main" xmlns:w14="http://schemas.microsoft.com/office/word/2010/wordml" xmlns:w15="http://schemas.microsoft.com/office/word/2012/wordml" xmlns:w16cex="http://schemas.microsoft.com/office/word/2018/wordml/cex" xmlns:w16cid="http://schemas.microsoft.com/office/word/2016/wordml/cid" xmlns:w16="http://schemas.microsoft.com/office/word/2018/wordml" xmlns:w16du="http://schemas.microsoft.com/office/word/2023/wordml/word16du" xmlns:w16sdtdh="http://schemas.microsoft.com/office/word/2020/wordml/sdtdatahash" xmlns:w16sdtfl="http://schemas.microsoft.com/office/word/2024/wordml/sdtformatlock" xmlns:w16se="http://schemas.microsoft.com/office/word/2015/wordml/symex" xmlns:wpg="http://schemas.microsoft.com/office/word/2010/wordprocessingGroup" xmlns:wpi="http://schemas.microsoft.com/office/word/2010/wordprocessingInk" xmlns:wne="http://schemas.microsoft.com/office/word/2006/wordml" xmlns:wps="http://schemas.microsoft.com/office/word/2010/wordprocessingShape" mc:Ignorable="w14 w15 w16se w16cid w16 w16cex w16sdtdh w16sdtfl w16du wp14">
   <w:footnote w:type="separator" w:id="-1">
     <w:p>
       <w:pPr>
@@ -809,7 +1101,7 @@
 </file>
 
 <file path=word/header1.xml><?xml version="1.0" encoding="utf-8"?>
-<w:hdr xmlns:wpc="http://schemas.microsoft.com/office/word/2010/wordprocessingCanvas" xmlns:cx="http://schemas.microsoft.com/office/drawing/2014/chartex" xmlns:cx1="http://schemas.microsoft.com/office/drawing/2015/9/8/chartex" xmlns:cx2="http://schemas.microsoft.com/office/drawing/2015/10/21/chartex" xmlns:cx3="http://schemas.microsoft.com/office/drawing/2016/5/9/chartex" xmlns:cx4="http://schemas.microsoft.com/office/drawing/2016/5/10/chartex" xmlns:cx5="http://schemas.microsoft.com/office/drawing/2016/5/11/chartex" xmlns:cx6="http://schemas.microsoft.com/office/drawing/2016/5/12/chartex" xmlns:cx7="http://schemas.microsoft.com/office/drawing/2016/5/13/chartex" xmlns:cx8="http://schemas.microsoft.com/office/drawing/2016/5/14/chartex" xmlns:mc="http://schemas.openxmlformats.org/markup-compatibility/2006" xmlns:aink="http://schemas.microsoft.com/office/drawing/2016/ink" xmlns:am3d="http://schemas.microsoft.com/office/drawing/2017/model3d" xmlns:o="urn:schemas-microsoft-com:office:office" xmlns:oel="http://schemas.microsoft.com/office/2019/extlst" xmlns:r="http://schemas.openxmlformats.org/officeDocument/2006/relationships" xmlns:m="http://schemas.openxmlformats.org/officeDocument/2006/math" xmlns:v="urn:schemas-microsoft-com:vml" xmlns:wp14="http://schemas.microsoft.com/office/word/2010/wordprocessingDrawing" xmlns:wp="http://schemas.openxmlformats.org/drawingml/2006/wordprocessingDrawing" xmlns:w10="urn:schemas-microsoft-com:office:word" xmlns:w="http://schemas.openxmlformats.org/wordprocessingml/2006/main" xmlns:w14="http://schemas.microsoft.com/office/word/2010/wordml" xmlns:w15="http://schemas.microsoft.com/office/word/2012/wordml" xmlns:w16cex="http://schemas.microsoft.com/office/word/2018/wordml/cex" xmlns:w16cid="http://schemas.microsoft.com/office/word/2016/wordml/cid" xmlns:w16="http://schemas.microsoft.com/office/word/2018/wordml" xmlns:w16sdtdh="http://schemas.microsoft.com/office/word/2020/wordml/sdtdatahash" xmlns:w16se="http://schemas.microsoft.com/office/word/2015/wordml/symex" xmlns:wpg="http://schemas.microsoft.com/office/word/2010/wordprocessingGroup" xmlns:wpi="http://schemas.microsoft.com/office/word/2010/wordprocessingInk" xmlns:wne="http://schemas.microsoft.com/office/word/2006/wordml" xmlns:wps="http://schemas.microsoft.com/office/word/2010/wordprocessingShape" mc:Ignorable="w14 w15 w16se w16cid w16 w16cex w16sdtdh wp14">
+<w:hdr xmlns:wpc="http://schemas.microsoft.com/office/word/2010/wordprocessingCanvas" xmlns:cx="http://schemas.microsoft.com/office/drawing/2014/chartex" xmlns:cx1="http://schemas.microsoft.com/office/drawing/2015/9/8/chartex" xmlns:cx2="http://schemas.microsoft.com/office/drawing/2015/10/21/chartex" xmlns:cx3="http://schemas.microsoft.com/office/drawing/2016/5/9/chartex" xmlns:cx4="http://schemas.microsoft.com/office/drawing/2016/5/10/chartex" xmlns:cx5="http://schemas.microsoft.com/office/drawing/2016/5/11/chartex" xmlns:cx6="http://schemas.microsoft.com/office/drawing/2016/5/12/chartex" xmlns:cx7="http://schemas.microsoft.com/office/drawing/2016/5/13/chartex" xmlns:cx8="http://schemas.microsoft.com/office/drawing/2016/5/14/chartex" xmlns:mc="http://schemas.openxmlformats.org/markup-compatibility/2006" xmlns:aink="http://schemas.microsoft.com/office/drawing/2016/ink" xmlns:am3d="http://schemas.microsoft.com/office/drawing/2017/model3d" xmlns:o="urn:schemas-microsoft-com:office:office" xmlns:oel="http://schemas.microsoft.com/office/2019/extlst" xmlns:r="http://schemas.openxmlformats.org/officeDocument/2006/relationships" xmlns:m="http://schemas.openxmlformats.org/officeDocument/2006/math" xmlns:v="urn:schemas-microsoft-com:vml" xmlns:wp14="http://schemas.microsoft.com/office/word/2010/wordprocessingDrawing" xmlns:wp="http://schemas.openxmlformats.org/drawingml/2006/wordprocessingDrawing" xmlns:w10="urn:schemas-microsoft-com:office:word" xmlns:w="http://schemas.openxmlformats.org/wordprocessingml/2006/main" xmlns:w14="http://schemas.microsoft.com/office/word/2010/wordml" xmlns:w15="http://schemas.microsoft.com/office/word/2012/wordml" xmlns:w16cex="http://schemas.microsoft.com/office/word/2018/wordml/cex" xmlns:w16cid="http://schemas.microsoft.com/office/word/2016/wordml/cid" xmlns:w16="http://schemas.microsoft.com/office/word/2018/wordml" xmlns:w16du="http://schemas.microsoft.com/office/word/2023/wordml/word16du" xmlns:w16sdtdh="http://schemas.microsoft.com/office/word/2020/wordml/sdtdatahash" xmlns:w16sdtfl="http://schemas.microsoft.com/office/word/2024/wordml/sdtformatlock" xmlns:w16se="http://schemas.microsoft.com/office/word/2015/wordml/symex" xmlns:wpg="http://schemas.microsoft.com/office/word/2010/wordprocessingGroup" xmlns:wpi="http://schemas.microsoft.com/office/word/2010/wordprocessingInk" xmlns:wne="http://schemas.microsoft.com/office/word/2006/wordml" xmlns:wps="http://schemas.microsoft.com/office/word/2010/wordprocessingShape" mc:Ignorable="w14 w15 w16se w16cid w16 w16cex w16sdtdh w16sdtfl w16du wp14">
   <w:p>
     <w:pPr>
       <w:pStyle w:val="Header"/>
@@ -819,7 +1111,7 @@
 </file>
 
 <file path=word/header2.xml><?xml version="1.0" encoding="utf-8"?>
-<w:hdr xmlns:wpc="http://schemas.microsoft.com/office/word/2010/wordprocessingCanvas" xmlns:cx="http://schemas.microsoft.com/office/drawing/2014/chartex" xmlns:cx1="http://schemas.microsoft.com/office/drawing/2015/9/8/chartex" xmlns:cx2="http://schemas.microsoft.com/office/drawing/2015/10/21/chartex" xmlns:cx3="http://schemas.microsoft.com/office/drawing/2016/5/9/chartex" xmlns:cx4="http://schemas.microsoft.com/office/drawing/2016/5/10/chartex" xmlns:cx5="http://schemas.microsoft.com/office/drawing/2016/5/11/chartex" xmlns:cx6="http://schemas.microsoft.com/office/drawing/2016/5/12/chartex" xmlns:cx7="http://schemas.microsoft.com/office/drawing/2016/5/13/chartex" xmlns:cx8="http://schemas.microsoft.com/office/drawing/2016/5/14/chartex" xmlns:mc="http://schemas.openxmlformats.org/markup-compatibility/2006" xmlns:aink="http://schemas.microsoft.com/office/drawing/2016/ink" xmlns:am3d="http://schemas.microsoft.com/office/drawing/2017/model3d" xmlns:o="urn:schemas-microsoft-com:office:office" xmlns:oel="http://schemas.microsoft.com/office/2019/extlst" xmlns:r="http://schemas.openxmlformats.org/officeDocument/2006/relationships" xmlns:m="http://schemas.openxmlformats.org/officeDocument/2006/math" xmlns:v="urn:schemas-microsoft-com:vml" xmlns:wp14="http://schemas.microsoft.com/office/word/2010/wordprocessingDrawing" xmlns:wp="http://schemas.openxmlformats.org/drawingml/2006/wordprocessingDrawing" xmlns:w10="urn:schemas-microsoft-com:office:word" xmlns:w="http://schemas.openxmlformats.org/wordprocessingml/2006/main" xmlns:w14="http://schemas.microsoft.com/office/word/2010/wordml" xmlns:w15="http://schemas.microsoft.com/office/word/2012/wordml" xmlns:w16cex="http://schemas.microsoft.com/office/word/2018/wordml/cex" xmlns:w16cid="http://schemas.microsoft.com/office/word/2016/wordml/cid" xmlns:w16="http://schemas.microsoft.com/office/word/2018/wordml" xmlns:w16sdtdh="http://schemas.microsoft.com/office/word/2020/wordml/sdtdatahash" xmlns:w16se="http://schemas.microsoft.com/office/word/2015/wordml/symex" xmlns:wpg="http://schemas.microsoft.com/office/word/2010/wordprocessingGroup" xmlns:wpi="http://schemas.microsoft.com/office/word/2010/wordprocessingInk" xmlns:wne="http://schemas.microsoft.com/office/word/2006/wordml" xmlns:wps="http://schemas.microsoft.com/office/word/2010/wordprocessingShape" mc:Ignorable="w14 w15 w16se w16cid w16 w16cex w16sdtdh wp14">
+<w:hdr xmlns:wpc="http://schemas.microsoft.com/office/word/2010/wordprocessingCanvas" xmlns:cx="http://schemas.microsoft.com/office/drawing/2014/chartex" xmlns:cx1="http://schemas.microsoft.com/office/drawing/2015/9/8/chartex" xmlns:cx2="http://schemas.microsoft.com/office/drawing/2015/10/21/chartex" xmlns:cx3="http://schemas.microsoft.com/office/drawing/2016/5/9/chartex" xmlns:cx4="http://schemas.microsoft.com/office/drawing/2016/5/10/chartex" xmlns:cx5="http://schemas.microsoft.com/office/drawing/2016/5/11/chartex" xmlns:cx6="http://schemas.microsoft.com/office/drawing/2016/5/12/chartex" xmlns:cx7="http://schemas.microsoft.com/office/drawing/2016/5/13/chartex" xmlns:cx8="http://schemas.microsoft.com/office/drawing/2016/5/14/chartex" xmlns:mc="http://schemas.openxmlformats.org/markup-compatibility/2006" xmlns:aink="http://schemas.microsoft.com/office/drawing/2016/ink" xmlns:am3d="http://schemas.microsoft.com/office/drawing/2017/model3d" xmlns:o="urn:schemas-microsoft-com:office:office" xmlns:oel="http://schemas.microsoft.com/office/2019/extlst" xmlns:r="http://schemas.openxmlformats.org/officeDocument/2006/relationships" xmlns:m="http://schemas.openxmlformats.org/officeDocument/2006/math" xmlns:v="urn:schemas-microsoft-com:vml" xmlns:wp14="http://schemas.microsoft.com/office/word/2010/wordprocessingDrawing" xmlns:wp="http://schemas.openxmlformats.org/drawingml/2006/wordprocessingDrawing" xmlns:w10="urn:schemas-microsoft-com:office:word" xmlns:w="http://schemas.openxmlformats.org/wordprocessingml/2006/main" xmlns:w14="http://schemas.microsoft.com/office/word/2010/wordml" xmlns:w15="http://schemas.microsoft.com/office/word/2012/wordml" xmlns:w16cex="http://schemas.microsoft.com/office/word/2018/wordml/cex" xmlns:w16cid="http://schemas.microsoft.com/office/word/2016/wordml/cid" xmlns:w16="http://schemas.microsoft.com/office/word/2018/wordml" xmlns:w16du="http://schemas.microsoft.com/office/word/2023/wordml/word16du" xmlns:w16sdtdh="http://schemas.microsoft.com/office/word/2020/wordml/sdtdatahash" xmlns:w16sdtfl="http://schemas.microsoft.com/office/word/2024/wordml/sdtformatlock" xmlns:w16se="http://schemas.microsoft.com/office/word/2015/wordml/symex" xmlns:wpg="http://schemas.microsoft.com/office/word/2010/wordprocessingGroup" xmlns:wpi="http://schemas.microsoft.com/office/word/2010/wordprocessingInk" xmlns:wne="http://schemas.microsoft.com/office/word/2006/wordml" xmlns:wps="http://schemas.microsoft.com/office/word/2010/wordprocessingShape" mc:Ignorable="w14 w15 w16se w16cid w16 w16cex w16sdtdh w16sdtfl w16du wp14">
   <w:p>
     <w:pPr>
       <w:pStyle w:val="Header"/>
@@ -830,7 +1122,7 @@
 </file>
 
 <file path=word/header3.xml><?xml version="1.0" encoding="utf-8"?>
-<w:hdr xmlns:wpc="http://schemas.microsoft.com/office/word/2010/wordprocessingCanvas" xmlns:cx="http://schemas.microsoft.com/office/drawing/2014/chartex" xmlns:cx1="http://schemas.microsoft.com/office/drawing/2015/9/8/chartex" xmlns:cx2="http://schemas.microsoft.com/office/drawing/2015/10/21/chartex" xmlns:cx3="http://schemas.microsoft.com/office/drawing/2016/5/9/chartex" xmlns:cx4="http://schemas.microsoft.com/office/drawing/2016/5/10/chartex" xmlns:cx5="http://schemas.microsoft.com/office/drawing/2016/5/11/chartex" xmlns:cx6="http://schemas.microsoft.com/office/drawing/2016/5/12/chartex" xmlns:cx7="http://schemas.microsoft.com/office/drawing/2016/5/13/chartex" xmlns:cx8="http://schemas.microsoft.com/office/drawing/2016/5/14/chartex" xmlns:mc="http://schemas.openxmlformats.org/markup-compatibility/2006" xmlns:aink="http://schemas.microsoft.com/office/drawing/2016/ink" xmlns:am3d="http://schemas.microsoft.com/office/drawing/2017/model3d" xmlns:o="urn:schemas-microsoft-com:office:office" xmlns:oel="http://schemas.microsoft.com/office/2019/extlst" xmlns:r="http://schemas.openxmlformats.org/officeDocument/2006/relationships" xmlns:m="http://schemas.openxmlformats.org/officeDocument/2006/math" xmlns:v="urn:schemas-microsoft-com:vml" xmlns:wp14="http://schemas.microsoft.com/office/word/2010/wordprocessingDrawing" xmlns:wp="http://schemas.openxmlformats.org/drawingml/2006/wordprocessingDrawing" xmlns:w10="urn:schemas-microsoft-com:office:word" xmlns:w="http://schemas.openxmlformats.org/wordprocessingml/2006/main" xmlns:w14="http://schemas.microsoft.com/office/word/2010/wordml" xmlns:w15="http://schemas.microsoft.com/office/word/2012/wordml" xmlns:w16cex="http://schemas.microsoft.com/office/word/2018/wordml/cex" xmlns:w16cid="http://schemas.microsoft.com/office/word/2016/wordml/cid" xmlns:w16="http://schemas.microsoft.com/office/word/2018/wordml" xmlns:w16sdtdh="http://schemas.microsoft.com/office/word/2020/wordml/sdtdatahash" xmlns:w16se="http://schemas.microsoft.com/office/word/2015/wordml/symex" xmlns:wpg="http://schemas.microsoft.com/office/word/2010/wordprocessingGroup" xmlns:wpi="http://schemas.microsoft.com/office/word/2010/wordprocessingInk" xmlns:wne="http://schemas.microsoft.com/office/word/2006/wordml" xmlns:wps="http://schemas.microsoft.com/office/word/2010/wordprocessingShape" mc:Ignorable="w14 w15 w16se w16cid w16 w16cex w16sdtdh wp14">
+<w:hdr xmlns:wpc="http://schemas.microsoft.com/office/word/2010/wordprocessingCanvas" xmlns:cx="http://schemas.microsoft.com/office/drawing/2014/chartex" xmlns:cx1="http://schemas.microsoft.com/office/drawing/2015/9/8/chartex" xmlns:cx2="http://schemas.microsoft.com/office/drawing/2015/10/21/chartex" xmlns:cx3="http://schemas.microsoft.com/office/drawing/2016/5/9/chartex" xmlns:cx4="http://schemas.microsoft.com/office/drawing/2016/5/10/chartex" xmlns:cx5="http://schemas.microsoft.com/office/drawing/2016/5/11/chartex" xmlns:cx6="http://schemas.microsoft.com/office/drawing/2016/5/12/chartex" xmlns:cx7="http://schemas.microsoft.com/office/drawing/2016/5/13/chartex" xmlns:cx8="http://schemas.microsoft.com/office/drawing/2016/5/14/chartex" xmlns:mc="http://schemas.openxmlformats.org/markup-compatibility/2006" xmlns:aink="http://schemas.microsoft.com/office/drawing/2016/ink" xmlns:am3d="http://schemas.microsoft.com/office/drawing/2017/model3d" xmlns:o="urn:schemas-microsoft-com:office:office" xmlns:oel="http://schemas.microsoft.com/office/2019/extlst" xmlns:r="http://schemas.openxmlformats.org/officeDocument/2006/relationships" xmlns:m="http://schemas.openxmlformats.org/officeDocument/2006/math" xmlns:v="urn:schemas-microsoft-com:vml" xmlns:wp14="http://schemas.microsoft.com/office/word/2010/wordprocessingDrawing" xmlns:wp="http://schemas.openxmlformats.org/drawingml/2006/wordprocessingDrawing" xmlns:w10="urn:schemas-microsoft-com:office:word" xmlns:w="http://schemas.openxmlformats.org/wordprocessingml/2006/main" xmlns:w14="http://schemas.microsoft.com/office/word/2010/wordml" xmlns:w15="http://schemas.microsoft.com/office/word/2012/wordml" xmlns:w16cex="http://schemas.microsoft.com/office/word/2018/wordml/cex" xmlns:w16cid="http://schemas.microsoft.com/office/word/2016/wordml/cid" xmlns:w16="http://schemas.microsoft.com/office/word/2018/wordml" xmlns:w16du="http://schemas.microsoft.com/office/word/2023/wordml/word16du" xmlns:w16sdtdh="http://schemas.microsoft.com/office/word/2020/wordml/sdtdatahash" xmlns:w16sdtfl="http://schemas.microsoft.com/office/word/2024/wordml/sdtformatlock" xmlns:w16se="http://schemas.microsoft.com/office/word/2015/wordml/symex" xmlns:wpg="http://schemas.microsoft.com/office/word/2010/wordprocessingGroup" xmlns:wpi="http://schemas.microsoft.com/office/word/2010/wordprocessingInk" xmlns:wne="http://schemas.microsoft.com/office/word/2006/wordml" xmlns:wps="http://schemas.microsoft.com/office/word/2010/wordprocessingShape" mc:Ignorable="w14 w15 w16se w16cid w16 w16cex w16sdtdh w16sdtfl w16du wp14">
   <w:p>
     <w:pPr>
       <w:pStyle w:val="Header"/>
@@ -839,7 +1131,7 @@
     <w:r>
       <w:tab/>
       <w:tab/>
-      <w:t>2026-06-17</w:t>
+      <w:t>2026-06-18</w:t>
       <w:br/>
       <w:br/>
     </w:r>
@@ -856,7 +1148,7 @@
 </file>
 
 <file path=word/numbering.xml><?xml version="1.0" encoding="utf-8"?>
-<w:numbering xmlns:wpc="http://schemas.microsoft.com/office/word/2010/wordprocessingCanvas" xmlns:cx="http://schemas.microsoft.com/office/drawing/2014/chartex" xmlns:cx1="http://schemas.microsoft.com/office/drawing/2015/9/8/chartex" xmlns:cx2="http://schemas.microsoft.com/office/drawing/2015/10/21/chartex" xmlns:cx3="http://schemas.microsoft.com/office/drawing/2016/5/9/chartex" xmlns:cx4="http://schemas.microsoft.com/office/drawing/2016/5/10/chartex" xmlns:cx5="http://schemas.microsoft.com/office/drawing/2016/5/11/chartex" xmlns:cx6="http://schemas.microsoft.com/office/drawing/2016/5/12/chartex" xmlns:cx7="http://schemas.microsoft.com/office/drawing/2016/5/13/chartex" xmlns:cx8="http://schemas.microsoft.com/office/drawing/2016/5/14/chartex" xmlns:mc="http://schemas.openxmlformats.org/markup-compatibility/2006" xmlns:aink="http://schemas.microsoft.com/office/drawing/2016/ink" xmlns:am3d="http://schemas.microsoft.com/office/drawing/2017/model3d" xmlns:o="urn:schemas-microsoft-com:office:office" xmlns:oel="http://schemas.microsoft.com/office/2019/extlst" xmlns:r="http://schemas.openxmlformats.org/officeDocument/2006/relationships" xmlns:m="http://schemas.openxmlformats.org/officeDocument/2006/math" xmlns:v="urn:schemas-microsoft-com:vml" xmlns:wp14="http://schemas.microsoft.com/office/word/2010/wordprocessingDrawing" xmlns:wp="http://schemas.openxmlformats.org/drawingml/2006/wordprocessingDrawing" xmlns:w10="urn:schemas-microsoft-com:office:word" xmlns:w="http://schemas.openxmlformats.org/wordprocessingml/2006/main" xmlns:w14="http://schemas.microsoft.com/office/word/2010/wordml" xmlns:w15="http://schemas.microsoft.com/office/word/2012/wordml" xmlns:w16cex="http://schemas.microsoft.com/office/word/2018/wordml/cex" xmlns:w16cid="http://schemas.microsoft.com/office/word/2016/wordml/cid" xmlns:w16="http://schemas.microsoft.com/office/word/2018/wordml" xmlns:w16sdtdh="http://schemas.microsoft.com/office/word/2020/wordml/sdtdatahash" xmlns:w16se="http://schemas.microsoft.com/office/word/2015/wordml/symex" xmlns:wpg="http://schemas.microsoft.com/office/word/2010/wordprocessingGroup" xmlns:wpi="http://schemas.microsoft.com/office/word/2010/wordprocessingInk" xmlns:wne="http://schemas.microsoft.com/office/word/2006/wordml" xmlns:wps="http://schemas.microsoft.com/office/word/2010/wordprocessingShape" mc:Ignorable="w14 w15 w16se w16cid w16 w16cex w16sdtdh wp14">
+<w:numbering xmlns:wpc="http://schemas.microsoft.com/office/word/2010/wordprocessingCanvas" xmlns:cx="http://schemas.microsoft.com/office/drawing/2014/chartex" xmlns:cx1="http://schemas.microsoft.com/office/drawing/2015/9/8/chartex" xmlns:cx2="http://schemas.microsoft.com/office/drawing/2015/10/21/chartex" xmlns:cx3="http://schemas.microsoft.com/office/drawing/2016/5/9/chartex" xmlns:cx4="http://schemas.microsoft.com/office/drawing/2016/5/10/chartex" xmlns:cx5="http://schemas.microsoft.com/office/drawing/2016/5/11/chartex" xmlns:cx6="http://schemas.microsoft.com/office/drawing/2016/5/12/chartex" xmlns:cx7="http://schemas.microsoft.com/office/drawing/2016/5/13/chartex" xmlns:cx8="http://schemas.microsoft.com/office/drawing/2016/5/14/chartex" xmlns:mc="http://schemas.openxmlformats.org/markup-compatibility/2006" xmlns:aink="http://schemas.microsoft.com/office/drawing/2016/ink" xmlns:am3d="http://schemas.microsoft.com/office/drawing/2017/model3d" xmlns:o="urn:schemas-microsoft-com:office:office" xmlns:oel="http://schemas.microsoft.com/office/2019/extlst" xmlns:r="http://schemas.openxmlformats.org/officeDocument/2006/relationships" xmlns:m="http://schemas.openxmlformats.org/officeDocument/2006/math" xmlns:v="urn:schemas-microsoft-com:vml" xmlns:wp14="http://schemas.microsoft.com/office/word/2010/wordprocessingDrawing" xmlns:wp="http://schemas.openxmlformats.org/drawingml/2006/wordprocessingDrawing" xmlns:w10="urn:schemas-microsoft-com:office:word" xmlns:w="http://schemas.openxmlformats.org/wordprocessingml/2006/main" xmlns:w14="http://schemas.microsoft.com/office/word/2010/wordml" xmlns:w15="http://schemas.microsoft.com/office/word/2012/wordml" xmlns:w16cex="http://schemas.microsoft.com/office/word/2018/wordml/cex" xmlns:w16cid="http://schemas.microsoft.com/office/word/2016/wordml/cid" xmlns:w16="http://schemas.microsoft.com/office/word/2018/wordml" xmlns:w16du="http://schemas.microsoft.com/office/word/2023/wordml/word16du" xmlns:w16sdtdh="http://schemas.microsoft.com/office/word/2020/wordml/sdtdatahash" xmlns:w16sdtfl="http://schemas.microsoft.com/office/word/2024/wordml/sdtformatlock" xmlns:w16se="http://schemas.microsoft.com/office/word/2015/wordml/symex" xmlns:wpg="http://schemas.microsoft.com/office/word/2010/wordprocessingGroup" xmlns:wpi="http://schemas.microsoft.com/office/word/2010/wordprocessingInk" xmlns:wne="http://schemas.microsoft.com/office/word/2006/wordml" xmlns:wps="http://schemas.microsoft.com/office/word/2010/wordprocessingShape" mc:Ignorable="w14 w15 w16se w16cid w16 w16cex w16sdtdh w16sdtfl w16du wp14">
   <w:abstractNum w:abstractNumId="0" w15:restartNumberingAfterBreak="0">
     <w:nsid w:val="FFFFFF7C"/>
     <w:multiLevelType w:val="singleLevel"/>
@@ -1059,7 +1351,7 @@
 </file>
 
 <file path=word/styles.xml><?xml version="1.0" encoding="utf-8"?>
-<w:styles xmlns:mc="http://schemas.openxmlformats.org/markup-compatibility/2006" xmlns:r="http://schemas.openxmlformats.org/officeDocument/2006/relationships" xmlns:w="http://schemas.openxmlformats.org/wordprocessingml/2006/main" xmlns:w14="http://schemas.microsoft.com/office/word/2010/wordml" xmlns:w15="http://schemas.microsoft.com/office/word/2012/wordml" xmlns:w16cex="http://schemas.microsoft.com/office/word/2018/wordml/cex" xmlns:w16cid="http://schemas.microsoft.com/office/word/2016/wordml/cid" xmlns:w16="http://schemas.microsoft.com/office/word/2018/wordml" xmlns:w16sdtdh="http://schemas.microsoft.com/office/word/2020/wordml/sdtdatahash" xmlns:w16se="http://schemas.microsoft.com/office/word/2015/wordml/symex" mc:Ignorable="w14 w15 w16se w16cid w16 w16cex w16sdtdh">
+<w:styles xmlns:mc="http://schemas.openxmlformats.org/markup-compatibility/2006" xmlns:r="http://schemas.openxmlformats.org/officeDocument/2006/relationships" xmlns:w="http://schemas.openxmlformats.org/wordprocessingml/2006/main" xmlns:w14="http://schemas.microsoft.com/office/word/2010/wordml" xmlns:w15="http://schemas.microsoft.com/office/word/2012/wordml" xmlns:w16cex="http://schemas.microsoft.com/office/word/2018/wordml/cex" xmlns:w16cid="http://schemas.microsoft.com/office/word/2016/wordml/cid" xmlns:w16="http://schemas.microsoft.com/office/word/2018/wordml" xmlns:w16du="http://schemas.microsoft.com/office/word/2023/wordml/word16du" xmlns:w16sdtdh="http://schemas.microsoft.com/office/word/2020/wordml/sdtdatahash" xmlns:w16sdtfl="http://schemas.microsoft.com/office/word/2024/wordml/sdtformatlock" xmlns:w16se="http://schemas.microsoft.com/office/word/2015/wordml/symex" mc:Ignorable="w14 w15 w16se w16cid w16 w16cex w16sdtdh w16sdtfl w16du">
   <w:docDefaults>
     <w:rPrDefault>
       <w:rPr>
@@ -1817,7 +2109,7 @@
     <w:link w:val="TitleChar"/>
     <w:uiPriority w:val="10"/>
     <w:qFormat/>
-    <w:rsid w:val="007106C8"/>
+    <w:rsid w:val="00E854FA"/>
     <w:pPr>
       <w:spacing w:after="300" w:line="240" w:lineRule="auto"/>
       <w:contextualSpacing/>
@@ -1827,7 +2119,7 @@
       <w:rFonts w:eastAsiaTheme="majorEastAsia" w:cstheme="majorBidi"/>
       <w:spacing w:val="5"/>
       <w:kern w:val="28"/>
-      <w:sz w:val="52"/>
+      <w:sz w:val="40"/>
       <w:szCs w:val="52"/>
       <w:lang w:val="sv-SE" w:eastAsia="en-US" w:bidi="ar-SA"/>
     </w:rPr>
@@ -1837,12 +2129,12 @@
     <w:basedOn w:val="DefaultParagraphFont"/>
     <w:link w:val="Title"/>
     <w:uiPriority w:val="10"/>
-    <w:rsid w:val="007106C8"/>
+    <w:rsid w:val="00E854FA"/>
     <w:rPr>
       <w:rFonts w:ascii="Times New Roman" w:eastAsiaTheme="majorEastAsia" w:hAnsi="Times New Roman" w:cstheme="majorBidi"/>
       <w:spacing w:val="5"/>
       <w:kern w:val="28"/>
-      <w:sz w:val="52"/>
+      <w:sz w:val="40"/>
       <w:szCs w:val="52"/>
       <w:lang w:val="sv-SE" w:eastAsia="en-US" w:bidi="ar-SA"/>
     </w:rPr>

--- a/klagomål/A 25616-2026 FSC-klagomål.docx
+++ b/klagomål/A 25616-2026 FSC-klagomål.docx
@@ -1131,7 +1131,7 @@
     <w:r>
       <w:tab/>
       <w:tab/>
-      <w:t>2026-06-18</w:t>
+      <w:t>2026-06-19</w:t>
       <w:br/>
       <w:br/>
     </w:r>

--- a/klagomål/A 25616-2026 FSC-klagomål.docx
+++ b/klagomål/A 25616-2026 FSC-klagomål.docx
@@ -1131,7 +1131,7 @@
     <w:r>
       <w:tab/>
       <w:tab/>
-      <w:t>2026-06-19</w:t>
+      <w:t>2026-06-20</w:t>
       <w:br/>
       <w:br/>
     </w:r>

--- a/klagomål/A 25616-2026 FSC-klagomål.docx
+++ b/klagomål/A 25616-2026 FSC-klagomål.docx
@@ -168,38 +168,7 @@
     </w:p>
     <w:p>
       <w:r>
-        <w:t>Detta dokument behandlar höga naturvärden i avverkningsanmälan A 25616-2026 i Bergs kommun som inkom 2026-06-04 och omfattar 13,3 ha.</w:t>
-      </w:r>
-    </w:p>
-    <w:p>
-      <w:r>
-        <w:t>Nedan presenteras fynd av naturvårdsarter och fridlysta arter som gjorts i det avverkningsanmälda området, samt relevanta utdrag ur standarderna för FSC, Chain of Custody, Controlled Wood och PEFC. I BILAGA 1 finns artfakta om fridlysta och rödlistade arter.</w:t>
-      </w:r>
-    </w:p>
-    <w:p>
-      <w:r>
-        <w:t>Vi förväntar oss att ni återkommer med ett skriftligt svar på vårt klagomål och även beskriver vilka korrigerande åtgärder ni satt in för att rätta till identifierade brister i er efterlevnad av den svenska FSC standarden.</w:t>
-      </w:r>
-    </w:p>
-    <w:p>
-      <w:pPr>
-        <w:pStyle w:val="Heading1"/>
-      </w:pPr>
-      <w:r>
-        <w:t>Naturvårdsarter</w:t>
-      </w:r>
-    </w:p>
-    <w:p>
-      <w:r>
-        <w:t>I och inom 25 meter från avverkningsanmälan har följande 3 naturvårdsarter hittats: gräddporing (VU, T), lunglav (NT, T) och tretåig hackspett (NT, T, §4). Av dessa är 3 rödlistade. För rödlistade arter har rödlistekategorin angivits inom parentes. Typiska arter inom Natura 2000 som är kopplade till skogsekosystem har markerats med (T). För fridlysta arter anges även paragrafen i Artskyddsförordningen som arten är fridlyst enligt.</w:t>
-      </w:r>
-    </w:p>
-    <w:p>
-      <w:r>
-        <w:t>De påträffade naturvårdsarterna är ett tydligt kvitto på att det rör sig om en skog med höga naturvärden.</w:t>
-      </w:r>
-      <w:r>
-        <w:t xml:space="preserve"> I Figur 1 visas fyndplatser för naturvårdsarter i området, som finns registrerade på Artportalen.</w:t>
+        <w:t>Detta klagomål behandlar höga naturvärden i avverkningsanmälan A 25616-2026 i Bergs kommun som inkom 2026-06-04 och omfattar 13,3 ha.</w:t>
       </w:r>
     </w:p>
     <w:p>
@@ -247,34 +216,111 @@
         <w:spacing w:after="240"/>
       </w:pPr>
       <w:r>
-        <w:t>Figur 1. Fyndplatser för naturvårdsarter i och inom 25 meter från avverkningsanmälan (röd linje). Markörer utan svart kant är placerade på fyndplatsen. Markörer med svart kant är placerade vid sidan av fyndplatsen och har ett svart streck som visar fyndplatsens exakta position. Kartans mittpunktskoordinat är N 6971486, E 411706 i SWEREF 99 TM.</w:t>
+        <w:t>Figur 1. Fyndplatser för naturvårdsarter i och inom 25 meter från avverkningsanmälan. Markörer utan svart kant är placerade på fyndplatsen. Markörer med svart kant är placerade vid sidan av fyndplatsen har ett svart streck som visar fyndplatsens exakta position. Kartans mittpunktskoordinat är N 6971486, E 411706 i SWEREF 99 TM.</w:t>
+      </w:r>
+    </w:p>
+    <w:p>
+      <w:r>
+        <w:t>I och inom 25 meter från avverkningsanmälan finns fynd av 3 naturvårdsarter, varav 3 är rödlistade, 1 är fridlyst och 3 är typiska (T): gräddporing (VU, T), lunglav (NT, T) och tretåig hackspett (NT, T, §4). Se Figur 1.</w:t>
+      </w:r>
+    </w:p>
+    <w:p>
+      <w:r>
+        <w:t>Nedan presenteras relevanta utdrag ur standarderna för FSC, Chain of Custody, Controlled Wood och PEFC.</w:t>
+      </w:r>
+    </w:p>
+    <w:p>
+      <w:r>
+        <w:t>Vi förväntar oss att ni återkommer med ett skriftligt svar på vårt klagomål och även beskriver vilka korrigerande åtgärder ni satt in för att rätta till identifierade brister i er efterlevnad av den svenska FSC standarden.</w:t>
       </w:r>
     </w:p>
     <w:p>
       <w:pPr>
-        <w:pStyle w:val="Heading2"/>
+        <w:pStyle w:val="Heading1"/>
       </w:pPr>
       <w:r>
-        <w:t>Fridlysta arter</w:t>
+        <w:t>Naturvårdsarter och fridlysta arter</w:t>
       </w:r>
     </w:p>
     <w:p>
       <w:r>
-        <w:t>Följande fridlysta arter har sina livsmiljöer och växtplatser i den avverkningsanmälda skogen: tretåig hackspett (NT, T, §4).</w:t>
+        <w:t>Nedan följer beskrivningar av de naturvårdsarter och fridlysta arter som har sina livsmiljöer och växtplatser i den avverkningsanmälda skogen. Se även ytterligare artfakta i BILAGA 1. De påträffade naturvårdsarterna är ett tydligt kvitto på att det rör sig om en skog med höga naturvärden.</w:t>
       </w:r>
     </w:p>
     <w:p>
-      <w:r>
-        <w:t xml:space="preserve">Observera att medlemsländerna är skyldiga att agera i enlighet med EU:s fågeldirektiv där det uttryckligen står att direktivet gäller för fåglar samt för deras ägg, bon och </w:t>
-      </w:r>
       <w:r>
         <w:rPr>
           <w:b/>
         </w:rPr>
-        <w:t xml:space="preserve">livsmiljöer </w:t>
-      </w:r>
-      <w:r>
-        <w:t>(artikel 1). Vidare att de åtgärder som vidtas inte får leda till en försämring av den nuvarande situationen beträffande bevarandet av de fågelarter som avses i artikel 1 (artikel 13). Fågeldirektivet är styrande för tillsynsansvariga myndigheters ärendehantering, ställningstaganden och beslutsfattande.</w:t>
+        <w:t>Gräddporing (VU)</w:t>
+      </w:r>
+      <w:r>
+        <w:t xml:space="preserve"> växer nästan enbart i urskogsartad barrskog på gamla, kraftigt murkna, grova och mossbelupna tallågor i något fuktiga och skuggiga lägen. Arten är placerad högst upp i Skogsstyrelsens värdepyramid för bedömning av skog med höga naturvärden och indikerar gamla och relativt orörda tallnaturskogar med höga naturvärden där det under låg tid kontinuerligt funnits inslag av grova tallågor. För att på sikt hejda artens vikande trend behöver merparten av gräddporingens nu kända växtplatser undantas från skogsbruk. Gräddporing är typisk art för </w:t>
+      </w:r>
+      <w:r>
+        <w:rPr>
+          <w:i/>
+        </w:rPr>
+        <w:t>9010 Taiga</w:t>
+      </w:r>
+      <w:r>
+        <w:t xml:space="preserve"> (SLU Artdatabanken, 2024; Nitare &amp; Skogsstyrelsen, 2019).</w:t>
+      </w:r>
+    </w:p>
+    <w:p>
+      <w:r>
+        <w:rPr>
+          <w:b/>
+        </w:rPr>
+        <w:t>Lunglav (NT)</w:t>
+      </w:r>
+      <w:r>
+        <w:t xml:space="preserve"> är en av vårt lands främsta signalarter som överallt indikerar gamla lövträd, skogsbestånd med höga naturvärden och ekosystem med långskoglig kontinuitet. Lokalt kan förekomsten vara mycket riklig men den hittas nästan enbart i gamla och ej slutavverkade skogar. Artens samtliga förekomster bör uppmärksammas från naturvårdssynpunkt, då många lokaler även hyser andra ovanliga och rödlistade arter. Rikliga förekomster bör skyddas med biotopskydd, frivilliga avsättningar eller reservat. På lunglav kan de sällsynta lavparasiterna lunglavshårprick (CR), </w:t>
+      </w:r>
+      <w:r>
+        <w:rPr>
+          <w:i/>
+        </w:rPr>
+        <w:t>Abrothallus diederichii</w:t>
+      </w:r>
+      <w:r>
+        <w:t xml:space="preserve"> (VU), </w:t>
+      </w:r>
+      <w:r>
+        <w:rPr>
+          <w:i/>
+        </w:rPr>
+        <w:t>Abrothallus lobariae</w:t>
+      </w:r>
+      <w:r>
+        <w:t xml:space="preserve"> (VU), </w:t>
+      </w:r>
+      <w:r>
+        <w:rPr>
+          <w:i/>
+        </w:rPr>
+        <w:t>Calycina lobariae</w:t>
+      </w:r>
+      <w:r>
+        <w:t xml:space="preserve"> (VU), lunglavsknapp (VU) och skrovelmössing (VU) påträffas. Lunglav är typisk art för </w:t>
+      </w:r>
+      <w:r>
+        <w:rPr>
+          <w:i/>
+        </w:rPr>
+        <w:t>9010 Taiga, 9020 Nordlig ädellövskog, 9110 Näringsfattig bokskog, 9130 Näringsrik bokskog, 9160 Näringsrik ekskog, 9180 Ädellövskog i branter, 9190 Näringsfattig ekskog, 9070 Trädklädd betesmark, 9040 Fjällbjörkskog</w:t>
+      </w:r>
+      <w:r>
+        <w:t xml:space="preserve"> och</w:t>
+      </w:r>
+      <w:r>
+        <w:rPr>
+          <w:i/>
+        </w:rPr>
+        <w:t xml:space="preserve"> 6530 Lövängar</w:t>
+      </w:r>
+      <w:r>
+        <w:t xml:space="preserve"> (SLU Artdatabanken, 2026; Nitare &amp; Skogsstyrelsen, 2019).</w:t>
       </w:r>
     </w:p>
     <w:p>
@@ -304,95 +350,6 @@
       </w:r>
       <w:r>
         <w:t xml:space="preserve"> (Skogsstyrelsen, 2016; SLU Artdatabanken, 2024).</w:t>
-      </w:r>
-    </w:p>
-    <w:p>
-      <w:r>
-        <w:t>I BILAGA 1 finns mer detaljerad information om ekologi samt krav på livsmiljö hos fridlysta arter.</w:t>
-      </w:r>
-    </w:p>
-    <w:p>
-      <w:pPr>
-        <w:pStyle w:val="Heading2"/>
-      </w:pPr>
-      <w:r>
-        <w:t>Övriga naturvårdsarter</w:t>
-      </w:r>
-    </w:p>
-    <w:p>
-      <w:r>
-        <w:rPr>
-          <w:b/>
-        </w:rPr>
-        <w:t>Gräddporing (VU)</w:t>
-      </w:r>
-      <w:r>
-        <w:t xml:space="preserve"> växer nästan enbart i urskogsartad barrskog på gamla, kraftigt murkna, grova och mossbelupna tallågor i något fuktiga och skuggiga lägen. Arten är placerad högst upp i Skogsstyrelsens värdepyramid för bedömning av skog med höga naturvärden och indikerar gamla och relativt orörda tallnaturskogar med höga naturvärden där det under låg tid kontinuerligt funnits inslag av grova tallågor. För att på sikt hejda artens vikande trend behöver merparten av gräddporingens nu kända växtplatser undantas från skogsbruk. Gräddporing är typisk art för </w:t>
-      </w:r>
-      <w:r>
-        <w:rPr>
-          <w:i/>
-        </w:rPr>
-        <w:t>9010 Taiga</w:t>
-      </w:r>
-      <w:r>
-        <w:t xml:space="preserve"> (SLU Artdatabanken, 2024; Nitare &amp; Skogsstyrelsen, 2019).</w:t>
-      </w:r>
-    </w:p>
-    <w:p>
-      <w:r>
-        <w:rPr>
-          <w:b/>
-        </w:rPr>
-        <w:t>Lunglav (NT)</w:t>
-      </w:r>
-      <w:r>
-        <w:t xml:space="preserve"> är en av vårt lands främsta signalarter som överallt indikerar gamla lövträd, skogsbestånd med höga naturvärden och ekosystem med långskoglig kontinuitet. Lokalt kan förekomsten vara mycket riklig men den hittas nästan enbart i gamla och ej slutavverkade skogar. Artens samtliga förekomster bör uppmärksammas från naturvårdssynpunkt, då många lokaler även hyser andra ovanliga och rödlistade arter. Rikliga förekomster bör skyddas med biotopskydd, frivilliga avsättningar eller reservat. På lunglav kan de sällsynta lavparasiterna lunglavshårprick (CR), </w:t>
-      </w:r>
-      <w:r>
-        <w:rPr>
-          <w:i/>
-        </w:rPr>
-        <w:t>Abrothallus diederichii</w:t>
-      </w:r>
-      <w:r>
-        <w:t xml:space="preserve"> (VU), </w:t>
-      </w:r>
-      <w:r>
-        <w:rPr>
-          <w:i/>
-        </w:rPr>
-        <w:t>Abrothallus lobariae</w:t>
-      </w:r>
-      <w:r>
-        <w:t xml:space="preserve"> (VU), </w:t>
-      </w:r>
-      <w:r>
-        <w:rPr>
-          <w:i/>
-        </w:rPr>
-        <w:t>Calycina lobariae</w:t>
-      </w:r>
-      <w:r>
-        <w:t xml:space="preserve"> (VU), lunglavsknapp (VU) och skrovelmössing (VU) påträffas. Lunglav är typisk art för </w:t>
-      </w:r>
-      <w:r>
-        <w:rPr>
-          <w:i/>
-        </w:rPr>
-        <w:t>9010 Taiga, 9020 Nordlig ädellövskog, 9110 Näringsfattig bokskog, 9130 Näringsrik bokskog, 9160 Näringsrik ekskog, 9180 Ädellövskog i branter, 9190 Näringsfattig ekskog, 9070 Trädklädd betesmark, 9040 Fjällbjörkskog</w:t>
-      </w:r>
-      <w:r>
-        <w:t xml:space="preserve"> och</w:t>
-      </w:r>
-      <w:r>
-        <w:rPr>
-          <w:i/>
-        </w:rPr>
-        <w:t xml:space="preserve"> 6530 Lövängar</w:t>
-      </w:r>
-      <w:r>
-        <w:t xml:space="preserve"> (SLU Artdatabanken, 2026; Nitare &amp; Skogsstyrelsen, 2019).</w:t>
       </w:r>
     </w:p>
     <w:p>
@@ -1131,7 +1088,7 @@
     <w:r>
       <w:tab/>
       <w:tab/>
-      <w:t>2026-06-20</w:t>
+      <w:t>2026-06-21</w:t>
       <w:br/>
       <w:br/>
     </w:r>

--- a/klagomål/A 25616-2026 FSC-klagomål.docx
+++ b/klagomål/A 25616-2026 FSC-klagomål.docx
@@ -1088,7 +1088,7 @@
     <w:r>
       <w:tab/>
       <w:tab/>
-      <w:t>2026-06-21</w:t>
+      <w:t>2026-06-22</w:t>
       <w:br/>
       <w:br/>
     </w:r>

--- a/klagomål/A 25616-2026 FSC-klagomål.docx
+++ b/klagomål/A 25616-2026 FSC-klagomål.docx
@@ -1088,7 +1088,7 @@
     <w:r>
       <w:tab/>
       <w:tab/>
-      <w:t>2026-06-22</w:t>
+      <w:t>2026-06-23</w:t>
       <w:br/>
       <w:br/>
     </w:r>

--- a/klagomål/A 25616-2026 FSC-klagomål.docx
+++ b/klagomål/A 25616-2026 FSC-klagomål.docx
@@ -1088,7 +1088,7 @@
     <w:r>
       <w:tab/>
       <w:tab/>
-      <w:t>2026-06-23</w:t>
+      <w:t>2026-06-24</w:t>
       <w:br/>
       <w:br/>
     </w:r>

--- a/klagomål/A 25616-2026 FSC-klagomål.docx
+++ b/klagomål/A 25616-2026 FSC-klagomål.docx
@@ -1088,7 +1088,7 @@
     <w:r>
       <w:tab/>
       <w:tab/>
-      <w:t>2026-06-24</w:t>
+      <w:t>2026-06-25</w:t>
       <w:br/>
       <w:br/>
     </w:r>

--- a/klagomål/A 25616-2026 FSC-klagomål.docx
+++ b/klagomål/A 25616-2026 FSC-klagomål.docx
@@ -1088,7 +1088,7 @@
     <w:r>
       <w:tab/>
       <w:tab/>
-      <w:t>2026-06-25</w:t>
+      <w:t>2026-06-26</w:t>
       <w:br/>
       <w:br/>
     </w:r>

--- a/klagomål/A 25616-2026 FSC-klagomål.docx
+++ b/klagomål/A 25616-2026 FSC-klagomål.docx
@@ -1088,7 +1088,7 @@
     <w:r>
       <w:tab/>
       <w:tab/>
-      <w:t>2026-06-26</w:t>
+      <w:t>2026-06-27</w:t>
       <w:br/>
       <w:br/>
     </w:r>

--- a/klagomål/A 25616-2026 FSC-klagomål.docx
+++ b/klagomål/A 25616-2026 FSC-klagomål.docx
@@ -1088,7 +1088,7 @@
     <w:r>
       <w:tab/>
       <w:tab/>
-      <w:t>2026-06-27</w:t>
+      <w:t>2026-06-28</w:t>
       <w:br/>
       <w:br/>
     </w:r>

--- a/klagomål/A 25616-2026 FSC-klagomål.docx
+++ b/klagomål/A 25616-2026 FSC-klagomål.docx
@@ -1088,7 +1088,7 @@
     <w:r>
       <w:tab/>
       <w:tab/>
-      <w:t>2026-06-28</w:t>
+      <w:t>2026-06-29</w:t>
       <w:br/>
       <w:br/>
     </w:r>

--- a/klagomål/A 25616-2026 FSC-klagomål.docx
+++ b/klagomål/A 25616-2026 FSC-klagomål.docx
@@ -1088,7 +1088,7 @@
     <w:r>
       <w:tab/>
       <w:tab/>
-      <w:t>2026-06-29</w:t>
+      <w:t>2026-06-30</w:t>
       <w:br/>
       <w:br/>
     </w:r>

--- a/klagomål/A 25616-2026 FSC-klagomål.docx
+++ b/klagomål/A 25616-2026 FSC-klagomål.docx
@@ -1088,7 +1088,7 @@
     <w:r>
       <w:tab/>
       <w:tab/>
-      <w:t>2026-06-30</w:t>
+      <w:t>2026-07-01</w:t>
       <w:br/>
       <w:br/>
     </w:r>

--- a/klagomål/A 25616-2026 FSC-klagomål.docx
+++ b/klagomål/A 25616-2026 FSC-klagomål.docx
@@ -1088,7 +1088,7 @@
     <w:r>
       <w:tab/>
       <w:tab/>
-      <w:t>2026-07-01</w:t>
+      <w:t>2026-07-02</w:t>
       <w:br/>
       <w:br/>
     </w:r>

--- a/klagomål/A 25616-2026 FSC-klagomål.docx
+++ b/klagomål/A 25616-2026 FSC-klagomål.docx
@@ -178,7 +178,7 @@
       <w:r>
         <w:drawing>
           <wp:inline xmlns:a="http://schemas.openxmlformats.org/drawingml/2006/main" xmlns:pic="http://schemas.openxmlformats.org/drawingml/2006/picture">
-            <wp:extent cx="5486400" cy="4967926"/>
+            <wp:extent cx="5486400" cy="5086704"/>
             <wp:docPr id="1" name="Picture 1"/>
             <wp:cNvGraphicFramePr>
               <a:graphicFrameLocks noChangeAspect="1"/>
@@ -199,7 +199,7 @@
                   <pic:spPr>
                     <a:xfrm>
                       <a:off x="0" y="0"/>
-                      <a:ext cx="5486400" cy="4967926"/>
+                      <a:ext cx="5486400" cy="5086704"/>
                     </a:xfrm>
                     <a:prstGeom prst="rect"/>
                   </pic:spPr>
@@ -221,7 +221,7 @@
     </w:p>
     <w:p>
       <w:r>
-        <w:t>I och inom 25 meter från avverkningsanmälan finns fynd av 3 naturvårdsarter, varav 3 är rödlistade, 1 är fridlyst och 3 är typiska (T): gräddporing (VU, T), lunglav (NT, T) och tretåig hackspett (NT, T, §4). Se Figur 1.</w:t>
+        <w:t>I och inom 25 meter från avverkningsanmälan finns fynd av 4 naturvårdsarter, varav 3 är rödlistade, 2 är fridlysta och 4 är typiska (T): gräddporing (VU, T), lunglav (NT, T), tretåig hackspett (NT, T, §4) och tjäder (T, §4). Se Figur 1.</w:t>
       </w:r>
     </w:p>
     <w:p>
@@ -353,6 +353,35 @@
       </w:r>
     </w:p>
     <w:p>
+      <w:r>
+        <w:rPr>
+          <w:b/>
+        </w:rPr>
+        <w:t>Tjäder (§4)</w:t>
+      </w:r>
+      <w:r>
+        <w:t xml:space="preserve"> omfattas av bilaga 1 och 2 EU:s fågeldirektiv och är typisk art för </w:t>
+      </w:r>
+      <w:r>
+        <w:rPr>
+          <w:i/>
+        </w:rPr>
+        <w:t xml:space="preserve">9010 Taiga </w:t>
+      </w:r>
+      <w:r>
+        <w:t xml:space="preserve">och </w:t>
+      </w:r>
+      <w:r>
+        <w:rPr>
+          <w:i/>
+        </w:rPr>
+        <w:t>9740 Skogsbevuxen myr</w:t>
+      </w:r>
+      <w:r>
+        <w:t>. Tjädern är en utpräglad skogsfågel knuten till större sammanhängande barrskogsområden. Tupparna och hönorna utnyttjar till viss del olika miljöer, och habitatvalet varierar dessutom mellan olika delar av året. För att det ska finnas livskraftiga tjäderbestånd krävs funktionella skogslandskap med en blandning av uppvuxen, gles och luckig skog, täta sumpskogar, myrar och andra små våtmarker. Arten försvinner när skogen fragmenteras och den sammanlagda arealen hyggen och andra öppna områden blir för stor. Ett småskaligt och försiktigt virkesuttag genom hyggesfria metoder kan i vissa fall vara möjligt i området inom 200 m från lekcentrum. Längre ut från lekcentrum, inom 200–500 m bör den avverkade ytan inte överskrida 1 hektar för att undvika alltför stora och snabba förändringar (Skogsstyrelsen, 2019; SLU Artdatabanken, 2024).</w:t>
+      </w:r>
+    </w:p>
+    <w:p>
       <w:pPr>
         <w:pStyle w:val="Heading1"/>
       </w:pPr>
@@ -458,7 +487,7 @@
         <w:rPr>
           <w:i/>
         </w:rPr>
-        <w:t>I det avverkningsanmälda skogsområdet har 3 naturvårdsarter varav 3 rödlistade arter sina livsmiljöer och växtplatser.</w:t>
+        <w:t>I det avverkningsanmälda skogsområdet har 4 naturvårdsarter varav 3 rödlistade arter sina livsmiljöer och växtplatser.</w:t>
       </w:r>
     </w:p>
     <w:p>
@@ -958,6 +987,75 @@
       </w:r>
       <w:r>
         <w:t>Acta Ornithologica 40(1): 53–60.</w:t>
+      </w:r>
+    </w:p>
+    <w:p>
+      <w:pPr>
+        <w:pStyle w:val="Heading1"/>
+      </w:pPr>
+      <w:r>
+        <w:t>Tjäder – ekologi samt krav på livsmiljön</w:t>
+      </w:r>
+    </w:p>
+    <w:p>
+      <w:r>
+        <w:t xml:space="preserve">Tjäder (§4) omfattas av bilaga 1 och 2 EU:s fågeldirektiv och är typisk art för </w:t>
+      </w:r>
+      <w:r>
+        <w:rPr>
+          <w:i/>
+        </w:rPr>
+        <w:t xml:space="preserve">9010 Taiga </w:t>
+      </w:r>
+      <w:r>
+        <w:t xml:space="preserve">och </w:t>
+      </w:r>
+      <w:r>
+        <w:rPr>
+          <w:i/>
+        </w:rPr>
+        <w:t>9740 Skogsbevuxen myr</w:t>
+      </w:r>
+      <w:r>
+        <w:t>. Tjädern är en utpräglad skogsfågel knuten till större sammanhängande barrskogsområden. Tupparna och hönorna utnyttjar till viss del olika miljöer, och habitatvalet varierar dessutom mellan olika delar av året. För att det ska finnas livskraftiga tjäderbestånd krävs funktionella skogslandskap med en blandning av uppvuxen, gles och luckig skog, täta sumpskogar, myrar och andra små våtmarker (Skogsstyrelsen, 2019; SLU Artdatabanken 2024).</w:t>
+      </w:r>
+    </w:p>
+    <w:p>
+      <w:r>
+        <w:t>Arten försvinner när skogen fragmenteras och den sammanlagda arealen hyggen och andra öppna områden blir för stor. Ett småskaligt och försiktigt virkesuttag genom hyggesfria metoder kan i vissa fall vara möjligt i området inom 200 m från lekcentrum. Längre ut från lekcentrum, inom 200–500 m bör den avverkade ytan inte överskrida 1 hektar för att undvika alltför stora och snabba förändringar (Skogsstyrelsen, 2019).</w:t>
+      </w:r>
+    </w:p>
+    <w:p>
+      <w:pPr>
+        <w:pStyle w:val="Heading2"/>
+      </w:pPr>
+      <w:r>
+        <w:t>Referenser – tjäder</w:t>
+      </w:r>
+    </w:p>
+    <w:p>
+      <w:r>
+        <w:t xml:space="preserve">Skogsstyrelsen, 2019. </w:t>
+      </w:r>
+      <w:r>
+        <w:rPr>
+          <w:i/>
+        </w:rPr>
+        <w:t>Vägledning för hänsyn till fåglar – tjäder.</w:t>
+      </w:r>
+    </w:p>
+    <w:p>
+      <w:r>
+        <w:t xml:space="preserve">SLU Artdatabanken, 2024. </w:t>
+      </w:r>
+      <w:r>
+        <w:rPr>
+          <w:i/>
+        </w:rPr>
+        <w:t xml:space="preserve">Artfaktablad. Naturvård – artfakta. </w:t>
+      </w:r>
+      <w:r>
+        <w:t>SLU Artdatabanken, Uppsala</w:t>
       </w:r>
     </w:p>
     <w:sectPr>
@@ -1088,7 +1186,7 @@
     <w:r>
       <w:tab/>
       <w:tab/>
-      <w:t>2026-07-13</w:t>
+      <w:t>2026-07-14</w:t>
       <w:br/>
       <w:br/>
     </w:r>

--- a/klagomål/A 25616-2026 FSC-klagomål.docx
+++ b/klagomål/A 25616-2026 FSC-klagomål.docx
@@ -1186,7 +1186,7 @@
     <w:r>
       <w:tab/>
       <w:tab/>
-      <w:t>2026-07-14</w:t>
+      <w:t>2026-07-15</w:t>
       <w:br/>
       <w:br/>
     </w:r>

--- a/klagomål/A 25616-2026 FSC-klagomål.docx
+++ b/klagomål/A 25616-2026 FSC-klagomål.docx
@@ -1186,7 +1186,7 @@
     <w:r>
       <w:tab/>
       <w:tab/>
-      <w:t>2026-07-15</w:t>
+      <w:t>2026-07-16</w:t>
       <w:br/>
       <w:br/>
     </w:r>

--- a/klagomål/A 25616-2026 FSC-klagomål.docx
+++ b/klagomål/A 25616-2026 FSC-klagomål.docx
@@ -1186,7 +1186,7 @@
     <w:r>
       <w:tab/>
       <w:tab/>
-      <w:t>2026-07-16</w:t>
+      <w:t>2026-07-17</w:t>
       <w:br/>
       <w:br/>
     </w:r>

--- a/klagomål/A 25616-2026 FSC-klagomål.docx
+++ b/klagomål/A 25616-2026 FSC-klagomål.docx
@@ -1186,7 +1186,7 @@
     <w:r>
       <w:tab/>
       <w:tab/>
-      <w:t>2026-07-17</w:t>
+      <w:t>2026-07-18</w:t>
       <w:br/>
       <w:br/>
     </w:r>

--- a/klagomål/A 25616-2026 FSC-klagomål.docx
+++ b/klagomål/A 25616-2026 FSC-klagomål.docx
@@ -1186,7 +1186,7 @@
     <w:r>
       <w:tab/>
       <w:tab/>
-      <w:t>2026-07-18</w:t>
+      <w:t>2026-07-19</w:t>
       <w:br/>
       <w:br/>
     </w:r>

--- a/klagomål/A 25616-2026 FSC-klagomål.docx
+++ b/klagomål/A 25616-2026 FSC-klagomål.docx
@@ -1186,7 +1186,7 @@
     <w:r>
       <w:tab/>
       <w:tab/>
-      <w:t>2026-07-19</w:t>
+      <w:t>2026-07-20</w:t>
       <w:br/>
       <w:br/>
     </w:r>

--- a/klagomål/A 25616-2026 FSC-klagomål.docx
+++ b/klagomål/A 25616-2026 FSC-klagomål.docx
@@ -1186,7 +1186,7 @@
     <w:r>
       <w:tab/>
       <w:tab/>
-      <w:t>2026-07-20</w:t>
+      <w:t>2026-07-21</w:t>
       <w:br/>
       <w:br/>
     </w:r>

--- a/klagomål/A 25616-2026 FSC-klagomål.docx
+++ b/klagomål/A 25616-2026 FSC-klagomål.docx
@@ -1186,7 +1186,7 @@
     <w:r>
       <w:tab/>
       <w:tab/>
-      <w:t>2026-07-21</w:t>
+      <w:t>2026-07-22</w:t>
       <w:br/>
       <w:br/>
     </w:r>

--- a/klagomål/A 25616-2026 FSC-klagomål.docx
+++ b/klagomål/A 25616-2026 FSC-klagomål.docx
@@ -1186,7 +1186,7 @@
     <w:r>
       <w:tab/>
       <w:tab/>
-      <w:t>2026-07-22</w:t>
+      <w:t>2026-07-23</w:t>
       <w:br/>
       <w:br/>
     </w:r>

--- a/klagomål/A 25616-2026 FSC-klagomål.docx
+++ b/klagomål/A 25616-2026 FSC-klagomål.docx
@@ -1186,7 +1186,7 @@
     <w:r>
       <w:tab/>
       <w:tab/>
-      <w:t>2026-07-23</w:t>
+      <w:t>2026-07-24</w:t>
       <w:br/>
       <w:br/>
     </w:r>

--- a/klagomål/A 25616-2026 FSC-klagomål.docx
+++ b/klagomål/A 25616-2026 FSC-klagomål.docx
@@ -1186,7 +1186,7 @@
     <w:r>
       <w:tab/>
       <w:tab/>
-      <w:t>2026-07-24</w:t>
+      <w:t>2026-07-25</w:t>
       <w:br/>
       <w:br/>
     </w:r>

--- a/klagomål/A 25616-2026 FSC-klagomål.docx
+++ b/klagomål/A 25616-2026 FSC-klagomål.docx
@@ -1186,7 +1186,7 @@
     <w:r>
       <w:tab/>
       <w:tab/>
-      <w:t>2026-07-25</w:t>
+      <w:t>2026-07-26</w:t>
       <w:br/>
       <w:br/>
     </w:r>

--- a/klagomål/A 25616-2026 FSC-klagomål.docx
+++ b/klagomål/A 25616-2026 FSC-klagomål.docx
@@ -1186,7 +1186,7 @@
     <w:r>
       <w:tab/>
       <w:tab/>
-      <w:t>2026-07-26</w:t>
+      <w:t>2026-07-27</w:t>
       <w:br/>
       <w:br/>
     </w:r>

--- a/klagomål/A 25616-2026 FSC-klagomål.docx
+++ b/klagomål/A 25616-2026 FSC-klagomål.docx
@@ -1186,7 +1186,7 @@
     <w:r>
       <w:tab/>
       <w:tab/>
-      <w:t>2026-07-27</w:t>
+      <w:t>2026-07-28</w:t>
       <w:br/>
       <w:br/>
     </w:r>

--- a/klagomål/A 25616-2026 FSC-klagomål.docx
+++ b/klagomål/A 25616-2026 FSC-klagomål.docx
@@ -178,7 +178,7 @@
       <w:r>
         <w:drawing>
           <wp:inline xmlns:a="http://schemas.openxmlformats.org/drawingml/2006/main" xmlns:pic="http://schemas.openxmlformats.org/drawingml/2006/picture">
-            <wp:extent cx="5486400" cy="5086704"/>
+            <wp:extent cx="5486400" cy="4967926"/>
             <wp:docPr id="1" name="Picture 1"/>
             <wp:cNvGraphicFramePr>
               <a:graphicFrameLocks noChangeAspect="1"/>
@@ -199,7 +199,7 @@
                   <pic:spPr>
                     <a:xfrm>
                       <a:off x="0" y="0"/>
-                      <a:ext cx="5486400" cy="5086704"/>
+                      <a:ext cx="5486400" cy="4967926"/>
                     </a:xfrm>
                     <a:prstGeom prst="rect"/>
                   </pic:spPr>
@@ -221,7 +221,7 @@
     </w:p>
     <w:p>
       <w:r>
-        <w:t>I och inom 25 meter från avverkningsanmälan finns fynd av 4 naturvårdsarter, varav 3 är rödlistade, 2 är fridlysta och 4 är typiska (T): gräddporing (VU, T), lunglav (NT, T), tretåig hackspett (NT, T, §4) och tjäder (T, §4). Se Figur 1.</w:t>
+        <w:t>I och inom 25 meter från avverkningsanmälan finns fynd av 7 naturvårdsarter, varav 5 är rödlistade, 5 är fridlysta och 6 är typiska (T): gräddporing (VU, T), lavskrika (NT, T, §4), lunglav (NT, T), talltita (NT, §4), tretåig hackspett (NT, T, §4), tjäder (T, §4) och tofsmes (T, §4). Se Figur 1.</w:t>
       </w:r>
     </w:p>
     <w:p>
@@ -272,6 +272,26 @@
         <w:rPr>
           <w:b/>
         </w:rPr>
+        <w:t>Lavskrika (NT, §4)</w:t>
+      </w:r>
+      <w:r>
+        <w:t xml:space="preserve"> är rödlistad som nära hotad och fridlyst enligt 4§ artskyddsförordningen. Den har minskat med 20 (10–30) % under de senaste 15 åren och minskningstakten bedöms vara nära gränsvärdet för sårbar (VU). Lavskrikan är en mycket stationär fågel, som häckar i äldre, slutna och hänglavsrika barrskogar. Nyckelfaktorer är flerskiktad skog med rik undervegetation samt riklig förekomst av hänglavar. Reviren är livslånga med hemområden som varierar mellan 50 och 150 ha. Inom ett revir av hög kvalitet finns det som regel ett eller flera kärnområden (1–20 ha) med relativt tät flerskiktad granskog. Arten missgynnas när flerskiktad skog omförs till enskiktade bestånd och även röjning och hård gallring är starkt negativt. Lavskrikan har relativt stora hemområden och försvinner när den äldre skogen fragmenteras, särskilt allvarligt är när kärnområdena avverkas. Den försvinner successivt framför allt vid dess utbredningsgränser och populationen har minskat kontinuerligt under 2000-talet. Lavskrika är typisk art för </w:t>
+      </w:r>
+      <w:r>
+        <w:rPr>
+          <w:i/>
+        </w:rPr>
+        <w:t>9010 Taiga</w:t>
+      </w:r>
+      <w:r>
+        <w:t xml:space="preserve"> (SLU Artdatabanken, 2026; Skogsstyrelsen 2016).</w:t>
+      </w:r>
+    </w:p>
+    <w:p>
+      <w:r>
+        <w:rPr>
+          <w:b/>
+        </w:rPr>
         <w:t>Lunglav (NT)</w:t>
       </w:r>
       <w:r>
@@ -328,6 +348,17 @@
         <w:rPr>
           <w:b/>
         </w:rPr>
+        <w:t>Talltita (NT, §4)</w:t>
+      </w:r>
+      <w:r>
+        <w:t>, rödlistad som nära hotad och prioriterad art i Skogsvårdslagen, har häckningsrevir i anmälan. Arten har minskat kraftigt de senaste 30 åren och minskningstakten innevarande 10-årsperiod beräknas till 20 (10–30) %. Talltitan är synnerligen trogen sitt cirka 15 hektar stora revir och är beroende av flerskiktade olikåldriga skogar för att kunna föda upp sina ungar. Talltitan försvinner om dess livsmiljö kalavverkas (Eggers &amp; Low, 2014; Ekman, 1979; Griesser et al, 2007; Klein, 2020; Siffczyk et al, 2003; SLU Artdatabanken, 2021).</w:t>
+      </w:r>
+    </w:p>
+    <w:p>
+      <w:r>
+        <w:rPr>
+          <w:b/>
+        </w:rPr>
         <w:t>Tretåig hackspett (NT, §4)</w:t>
       </w:r>
       <w:r>
@@ -379,6 +410,26 @@
       </w:r>
       <w:r>
         <w:t>. Tjädern är en utpräglad skogsfågel knuten till större sammanhängande barrskogsområden. Tupparna och hönorna utnyttjar till viss del olika miljöer, och habitatvalet varierar dessutom mellan olika delar av året. För att det ska finnas livskraftiga tjäderbestånd krävs funktionella skogslandskap med en blandning av uppvuxen, gles och luckig skog, täta sumpskogar, myrar och andra små våtmarker. Arten försvinner när skogen fragmenteras och den sammanlagda arealen hyggen och andra öppna områden blir för stor. Ett småskaligt och försiktigt virkesuttag genom hyggesfria metoder kan i vissa fall vara möjligt i området inom 200 m från lekcentrum. Längre ut från lekcentrum, inom 200–500 m bör den avverkade ytan inte överskrida 1 hektar för att undvika alltför stora och snabba förändringar (Skogsstyrelsen, 2019; SLU Artdatabanken, 2024).</w:t>
+      </w:r>
+    </w:p>
+    <w:p>
+      <w:r>
+        <w:rPr>
+          <w:b/>
+        </w:rPr>
+        <w:t>Tofsmes (§4)</w:t>
+      </w:r>
+      <w:r>
+        <w:t xml:space="preserve"> häckar i barr- och blandskog, främst i tallskog. Tofsmes är typisk art för </w:t>
+      </w:r>
+      <w:r>
+        <w:rPr>
+          <w:i/>
+        </w:rPr>
+        <w:t xml:space="preserve">9010 Taiga </w:t>
+      </w:r>
+      <w:r>
+        <w:t>(SLU Artdatabanken, 2025).</w:t>
       </w:r>
     </w:p>
     <w:p>
@@ -487,7 +538,7 @@
         <w:rPr>
           <w:i/>
         </w:rPr>
-        <w:t>I det avverkningsanmälda skogsområdet har 4 naturvårdsarter varav 3 rödlistade arter sina livsmiljöer och växtplatser.</w:t>
+        <w:t>I det avverkningsanmälda skogsområdet har 7 naturvårdsarter varav 5 rödlistade arter sina livsmiljöer och växtplatser.</w:t>
       </w:r>
     </w:p>
     <w:p>
@@ -694,59 +745,46 @@
         <w:pStyle w:val="Heading1"/>
       </w:pPr>
       <w:r>
-        <w:t>Lunglav – ekologi samt krav på livsmiljön</w:t>
+        <w:t>Lavskrika – ekologi samt krav på livsmiljön</w:t>
       </w:r>
     </w:p>
     <w:p>
       <w:r>
-        <w:t xml:space="preserve">Lunglav (NT) är en av vårt lands främsta signalarter som överallt indikerar gamla lövträd, skogsbestånd med höga naturvärden och ekosystem med lång skoglig kontinuitet. Lokalt kan förekomsten vara mycket riklig men den hittas nästan enbart i gamla och ej slutavverkade skogar. Artens samtliga förekomster bör uppmärksammas från naturvårdssynpunkt, då många lokaler även hyser andra ovanliga och rödlistade arter, däribland de sällsynta lavparasiterna lunglavshårprick (CR), </w:t>
+        <w:t>Lavskrika är rödlistad som nära hotad (NT), fridlyst enligt 4 § artskyddsförordningen (2007:845) och ingår i förteckningen över prioriterade arter i Skogsstyrelsens föreskrifter och allmänna råd (SKSFS 2011:7) bilaga 4. Lavskrikan är en mycket stationär fågel, som häckar i äldre, slutna och hänglavsrika barrskogar. Nyckelfaktorer är flerskiktad skog med rik undervegetation samt riklig förekomst av hänglavar (SLU Artdatabanken, 2026).</w:t>
+      </w:r>
+    </w:p>
+    <w:p>
+      <w:r>
+        <w:t xml:space="preserve">I Skogsstyrelsens vägledning för hänsyn till fåglar står bland annat att: </w:t>
       </w:r>
       <w:r>
         <w:rPr>
           <w:i/>
         </w:rPr>
-        <w:t>Abrothallus diederichii</w:t>
-      </w:r>
-      <w:r>
-        <w:t xml:space="preserve"> (VU), </w:t>
+        <w:t>“Reviren är livslånga med hemområden som varierar mellan 50 och 150 ha. Hemområdena har inga fasta gränser utan det handlar mera om de yttre gränserna för familjegruppernas rörelser. Lavskrikan undviker att förflytta sig över stora öppna områden och hemområdesstorleken är därför större i områden fragmenterade av hyggen och yngre skog än i områden med i sammanhängande äldre skog. Det finns studier som antyder att det inom ett revir bör finnas maximalt 15 % öppna ytor och ungskog. Inom ett revir av hög kvalitet finns det som regel ett eller flera kärnområden (1–20 ha) med relativt tät flerskiktad granskog.”</w:t>
+      </w:r>
+      <w:r>
+        <w:t xml:space="preserve"> Vidare att: </w:t>
       </w:r>
       <w:r>
         <w:rPr>
           <w:i/>
         </w:rPr>
-        <w:t>Abrothallus lobariae</w:t>
-      </w:r>
-      <w:r>
-        <w:t xml:space="preserve"> (VU), </w:t>
+        <w:t>“Arten missgynnas när flerskiktad skog omförs till enskiktade bestånd. Även skogsskötsel med återkommande röjning och hård gallring är starkt negativt. Lavskrikan har relativt stora hemområden och försvinner när den äldre skogen fragmenteras, särskilt allvarligt är när kärnområdena avverkas.”</w:t>
+      </w:r>
+      <w:r>
+        <w:t xml:space="preserve"> (Skogsstyrelsen 2016).</w:t>
+      </w:r>
+    </w:p>
+    <w:p>
+      <w:r>
+        <w:t xml:space="preserve">Populationen har minskat med 20 (10–30) % under de senaste 15 åren och minskningstakten bedöms vara nära gränsvärdet för sårbar (VU). Arten försvinner successivt framför allt vid dess utbredningsgränser och populationen har minskat kontinuerligt under 2000-talet. Lavskrika är typisk art för </w:t>
       </w:r>
       <w:r>
         <w:rPr>
           <w:i/>
         </w:rPr>
-        <w:t>Calycina lobariae</w:t>
-      </w:r>
-      <w:r>
-        <w:t xml:space="preserve"> (VU), lunglavsknapp (VU) och skrovelmössing (VU), som växer på lunglav. Rikliga förekomster med lunglav bör skyddas med biotopskydd, frivilliga avsättningar eller reservat (SLU Artdatabanken, 2026; Nitare &amp; Skogsstyrelsen, 2019).</w:t>
-      </w:r>
-    </w:p>
-    <w:p>
-      <w:r>
-        <w:t xml:space="preserve">Lunglav är typisk art för </w:t>
-      </w:r>
-      <w:r>
-        <w:rPr>
-          <w:i/>
-        </w:rPr>
-        <w:t>9010 Taiga, 9020 Nordlig ädellövskog, 9110 Näringsfattig bokskog, 9130 Näringsrik bokskog, 9160 Näringsrik ekskog, 9180 Ädellövskog i branter, 9190 Näringsfattig ekskog, 9070 Trädklädd betesmark, 9040 Fjällbjörkskog</w:t>
-      </w:r>
-      <w:r>
-        <w:t xml:space="preserve"> och</w:t>
-      </w:r>
-      <w:r>
-        <w:rPr>
-          <w:i/>
-        </w:rPr>
-        <w:t xml:space="preserve"> 6530 Lövängar</w:t>
+        <w:t>9010 Taiga</w:t>
       </w:r>
       <w:r>
         <w:t xml:space="preserve"> (SLU Artdatabanken, 2026).</w:t>
@@ -757,6 +795,105 @@
         <w:pStyle w:val="Heading2"/>
       </w:pPr>
       <w:r>
+        <w:t>Referenser – lavskrika</w:t>
+      </w:r>
+    </w:p>
+    <w:p>
+      <w:r>
+        <w:t xml:space="preserve">Skogsstyrelsen, 2016. </w:t>
+      </w:r>
+      <w:r>
+        <w:rPr>
+          <w:i/>
+        </w:rPr>
+        <w:t xml:space="preserve">Vägledning för hänsyn till fåglar – lavskrika. </w:t>
+      </w:r>
+      <w:r>
+        <w:t>https://www.skogsstyrelsen.se/globalassets/lag-och-tillsyn/artskydd/vagledningar-for-hansyn-till-faglar/lavskrika-vagledning-hansyn.pdf</w:t>
+      </w:r>
+    </w:p>
+    <w:p>
+      <w:r>
+        <w:t xml:space="preserve">SLU Artdatabanken, 2026. </w:t>
+      </w:r>
+      <w:r>
+        <w:rPr>
+          <w:i/>
+        </w:rPr>
+        <w:t xml:space="preserve">Artfaktablad. Naturvård – artfakta. </w:t>
+      </w:r>
+      <w:r>
+        <w:t>SLU Artdatabanken, Uppsala</w:t>
+      </w:r>
+    </w:p>
+    <w:p>
+      <w:pPr>
+        <w:pStyle w:val="Heading1"/>
+      </w:pPr>
+      <w:r>
+        <w:t>Lunglav – ekologi samt krav på livsmiljön</w:t>
+      </w:r>
+    </w:p>
+    <w:p>
+      <w:r>
+        <w:t xml:space="preserve">Lunglav (NT) är en av vårt lands främsta signalarter som överallt indikerar gamla lövträd, skogsbestånd med höga naturvärden och ekosystem med lång skoglig kontinuitet. Lokalt kan förekomsten vara mycket riklig men den hittas nästan enbart i gamla och ej slutavverkade skogar. Artens samtliga förekomster bör uppmärksammas från naturvårdssynpunkt, då många lokaler även hyser andra ovanliga och rödlistade arter, däribland de sällsynta lavparasiterna lunglavshårprick (CR), </w:t>
+      </w:r>
+      <w:r>
+        <w:rPr>
+          <w:i/>
+        </w:rPr>
+        <w:t>Abrothallus diederichii</w:t>
+      </w:r>
+      <w:r>
+        <w:t xml:space="preserve"> (VU), </w:t>
+      </w:r>
+      <w:r>
+        <w:rPr>
+          <w:i/>
+        </w:rPr>
+        <w:t>Abrothallus lobariae</w:t>
+      </w:r>
+      <w:r>
+        <w:t xml:space="preserve"> (VU), </w:t>
+      </w:r>
+      <w:r>
+        <w:rPr>
+          <w:i/>
+        </w:rPr>
+        <w:t>Calycina lobariae</w:t>
+      </w:r>
+      <w:r>
+        <w:t xml:space="preserve"> (VU), lunglavsknapp (VU) och skrovelmössing (VU), som växer på lunglav. Rikliga förekomster med lunglav bör skyddas med biotopskydd, frivilliga avsättningar eller reservat (SLU Artdatabanken, 2026; Nitare &amp; Skogsstyrelsen, 2019).</w:t>
+      </w:r>
+    </w:p>
+    <w:p>
+      <w:r>
+        <w:t xml:space="preserve">Lunglav är typisk art för </w:t>
+      </w:r>
+      <w:r>
+        <w:rPr>
+          <w:i/>
+        </w:rPr>
+        <w:t>9010 Taiga, 9020 Nordlig ädellövskog, 9110 Näringsfattig bokskog, 9130 Näringsrik bokskog, 9160 Näringsrik ekskog, 9180 Ädellövskog i branter, 9190 Näringsfattig ekskog, 9070 Trädklädd betesmark, 9040 Fjällbjörkskog</w:t>
+      </w:r>
+      <w:r>
+        <w:t xml:space="preserve"> och</w:t>
+      </w:r>
+      <w:r>
+        <w:rPr>
+          <w:i/>
+        </w:rPr>
+        <w:t xml:space="preserve"> 6530 Lövängar</w:t>
+      </w:r>
+      <w:r>
+        <w:t xml:space="preserve"> (SLU Artdatabanken, 2026).</w:t>
+      </w:r>
+    </w:p>
+    <w:p>
+      <w:pPr>
+        <w:pStyle w:val="Heading2"/>
+      </w:pPr>
+      <w:r>
         <w:t>Referenser – lunglav</w:t>
       </w:r>
     </w:p>
@@ -786,6 +923,126 @@
       </w:r>
       <w:r>
         <w:t>SLU Artdatabanken, Uppsala.</w:t>
+      </w:r>
+    </w:p>
+    <w:p>
+      <w:pPr>
+        <w:pStyle w:val="Heading1"/>
+      </w:pPr>
+      <w:r>
+        <w:t>Talltita – ekologi samt krav på livsmiljön</w:t>
+      </w:r>
+    </w:p>
+    <w:p>
+      <w:r>
+        <w:t>Talltita är rödlistad som NT, fridlyst och prioriterad art i Skogsvårdslagen. Den omfattas av EU:s fågeldirektiv. Arten har minskat kraftigt de senaste 30 åren och minskningstakten innevarande 10-årsperiod beräknas till 20 (10–30) % (SLU Artdatabanken, 2022).</w:t>
+      </w:r>
+    </w:p>
+    <w:p>
+      <w:r>
+        <w:t>Talltita föredrar större sammanhängande barrskogar, och finns såväl i tallskog som granskog och i lövblandad barrskog. Skogens struktur är viktig och ska helst vara flerskiktad med riklig underväxt av mindre granar, björk och andra lövträd och buskar. Tillgång på murknande högstubbar är särskilt viktig, eftersom talltitan helst själv hackar ut sitt bohål (SLU Artdatabanken, 2022).</w:t>
+      </w:r>
+    </w:p>
+    <w:p>
+      <w:r>
+        <w:t>Det finns flera studier som visar att talltita är känslig för gallring och inte överlever när dess livsmiljö kalavverkas (Eggers and Low, 2014; Griesser et al., 2007; Klein, 2020). Talltitans revir är förhållandevis stora, 10–20 hektar och arten missgynnas när skogen fragmenteras. Kalavverkning av större delar av reviret innebär att det överges (Artdatabanken, 2021).</w:t>
+      </w:r>
+    </w:p>
+    <w:p>
+      <w:r>
+        <w:t>Talltitan är synnerligen trogen sitt revir så länge paret lever och biotopen förblir intakt. Paret stannar i sitt revir året om. En förlust av ett revir har därför en stor inverkan på den lokala populationen och trakthyggesbruket anses vara orsak till den svenska populationens kraftiga minskning. Talltiteparets revirtrohet innebär att närhelst under året man observerar en adult talltita så ingår denna plats i reviret (Siffczyk et al., 2003; Ekman, 1979).</w:t>
+      </w:r>
+    </w:p>
+    <w:p>
+      <w:pPr>
+        <w:pStyle w:val="Heading2"/>
+      </w:pPr>
+      <w:r>
+        <w:t>Referenser – talltita</w:t>
+      </w:r>
+    </w:p>
+    <w:p>
+      <w:r>
+        <w:t xml:space="preserve">Eggers, S., Low, M., 2014. </w:t>
+      </w:r>
+      <w:r>
+        <w:rPr>
+          <w:i/>
+        </w:rPr>
+        <w:t xml:space="preserve">Differential demographic responses of sympatric Parids to vegetation management in boreal forest. </w:t>
+      </w:r>
+      <w:r>
+        <w:t>For. Ecol. Manage. 319, 169–175.</w:t>
+      </w:r>
+    </w:p>
+    <w:p>
+      <w:r>
+        <w:t xml:space="preserve">Ekman, J., 1979. </w:t>
+      </w:r>
+      <w:r>
+        <w:rPr>
+          <w:i/>
+        </w:rPr>
+        <w:t xml:space="preserve">Coherence, composition and territories of winter social groups of the Willow Tit Parus montanus and the Crested Tit P. cristatus. </w:t>
+      </w:r>
+      <w:r>
+        <w:t>Ornis Scandinavica, 10, pp 56–68</w:t>
+      </w:r>
+    </w:p>
+    <w:p>
+      <w:r>
+        <w:t xml:space="preserve">Griesser, M., Nystrand, M., Eggers, S., Ekman, J., 2007. </w:t>
+      </w:r>
+      <w:r>
+        <w:rPr>
+          <w:i/>
+        </w:rPr>
+        <w:t xml:space="preserve">Impact of forestry practices on fitness correlates and population productivity in an open-nesting bird species. </w:t>
+      </w:r>
+      <w:r>
+        <w:t>Conserv. Biol. 21, 767–774. https://doi.org/10.1111/j.1523- 1739.2007.00675.x</w:t>
+      </w:r>
+    </w:p>
+    <w:p>
+      <w:r>
+        <w:t xml:space="preserve">Klein, J., 2020. </w:t>
+      </w:r>
+      <w:r>
+        <w:rPr>
+          <w:i/>
+        </w:rPr>
+        <w:t xml:space="preserve">The forgotten forest – On thinning, retention, and biodiversity in the boreal forest. </w:t>
+      </w:r>
+      <w:r>
+        <w:t>Doctoral Thesis No. 2020:50</w:t>
+      </w:r>
+    </w:p>
+    <w:p>
+      <w:r>
+        <w:t xml:space="preserve">Siffczyk, C., Brotons, L., Kangas, K., Orell, M., 2003. </w:t>
+      </w:r>
+      <w:r>
+        <w:rPr>
+          <w:i/>
+        </w:rPr>
+        <w:t xml:space="preserve">Home range size of willow tits. </w:t>
+      </w:r>
+      <w:r>
+        <w:t>Oecologica, 136, 635–642 (2003)</w:t>
+      </w:r>
+    </w:p>
+    <w:p>
+      <w:r>
+        <w:t xml:space="preserve">SLU Artdatabanken, 2021. </w:t>
+      </w:r>
+      <w:r>
+        <w:rPr>
+          <w:i/>
+        </w:rPr>
+        <w:t xml:space="preserve">Artfaktablad. Naturvård – artfakta. </w:t>
+      </w:r>
+      <w:r>
+        <w:t>SLU Artdatabanken, Uppsala</w:t>
       </w:r>
     </w:p>
     <w:p>
@@ -1186,7 +1443,7 @@
     <w:r>
       <w:tab/>
       <w:tab/>
-      <w:t>2026-07-28</w:t>
+      <w:t>2026-07-29</w:t>
       <w:br/>
       <w:br/>
     </w:r>

--- a/klagomål/A 25616-2026 FSC-klagomål.docx
+++ b/klagomål/A 25616-2026 FSC-klagomål.docx
@@ -1443,7 +1443,7 @@
     <w:r>
       <w:tab/>
       <w:tab/>
-      <w:t>2026-07-29</w:t>
+      <w:t>2026-07-30</w:t>
       <w:br/>
       <w:br/>
     </w:r>

--- a/klagomål/A 25616-2026 FSC-klagomål.docx
+++ b/klagomål/A 25616-2026 FSC-klagomål.docx
@@ -1443,7 +1443,7 @@
     <w:r>
       <w:tab/>
       <w:tab/>
-      <w:t>2026-07-30</w:t>
+      <w:t>2026-07-31</w:t>
       <w:br/>
       <w:br/>
     </w:r>

--- a/klagomål/A 25616-2026 FSC-klagomål.docx
+++ b/klagomål/A 25616-2026 FSC-klagomål.docx
@@ -1443,7 +1443,7 @@
     <w:r>
       <w:tab/>
       <w:tab/>
-      <w:t>2026-07-31</w:t>
+      <w:t>2026-08-01</w:t>
       <w:br/>
       <w:br/>
     </w:r>

--- a/klagomål/A 25616-2026 FSC-klagomål.docx
+++ b/klagomål/A 25616-2026 FSC-klagomål.docx
@@ -1443,7 +1443,7 @@
     <w:r>
       <w:tab/>
       <w:tab/>
-      <w:t>2026-08-01</w:t>
+      <w:t>2026-08-02</w:t>
       <w:br/>
       <w:br/>
     </w:r>

--- a/klagomål/A 25616-2026 FSC-klagomål.docx
+++ b/klagomål/A 25616-2026 FSC-klagomål.docx
@@ -1443,7 +1443,7 @@
     <w:r>
       <w:tab/>
       <w:tab/>
-      <w:t>2026-08-02</w:t>
+      <w:t>2026-08-03</w:t>
       <w:br/>
       <w:br/>
     </w:r>

--- a/klagomål/A 25616-2026 FSC-klagomål.docx
+++ b/klagomål/A 25616-2026 FSC-klagomål.docx
@@ -1443,7 +1443,7 @@
     <w:r>
       <w:tab/>
       <w:tab/>
-      <w:t>2026-08-03</w:t>
+      <w:t>2026-08-04</w:t>
       <w:br/>
       <w:br/>
     </w:r>

--- a/klagomål/A 25616-2026 FSC-klagomål.docx
+++ b/klagomål/A 25616-2026 FSC-klagomål.docx
@@ -1443,7 +1443,7 @@
     <w:r>
       <w:tab/>
       <w:tab/>
-      <w:t>2026-08-04</w:t>
+      <w:t>2026-08-05</w:t>
       <w:br/>
       <w:br/>
     </w:r>

--- a/klagomål/A 25616-2026 FSC-klagomål.docx
+++ b/klagomål/A 25616-2026 FSC-klagomål.docx
@@ -1443,7 +1443,7 @@
     <w:r>
       <w:tab/>
       <w:tab/>
-      <w:t>2026-08-05</w:t>
+      <w:t>2026-08-07</w:t>
       <w:br/>
       <w:br/>
     </w:r>

--- a/klagomål/A 25616-2026 FSC-klagomål.docx
+++ b/klagomål/A 25616-2026 FSC-klagomål.docx
@@ -1443,7 +1443,7 @@
     <w:r>
       <w:tab/>
       <w:tab/>
-      <w:t>2026-08-07</w:t>
+      <w:t>2026-08-08</w:t>
       <w:br/>
       <w:br/>
     </w:r>

--- a/klagomål/A 25616-2026 FSC-klagomål.docx
+++ b/klagomål/A 25616-2026 FSC-klagomål.docx
@@ -178,7 +178,7 @@
       <w:r>
         <w:drawing>
           <wp:inline xmlns:a="http://schemas.openxmlformats.org/drawingml/2006/main" xmlns:pic="http://schemas.openxmlformats.org/drawingml/2006/picture">
-            <wp:extent cx="5486400" cy="5086704"/>
+            <wp:extent cx="5486400" cy="4967926"/>
             <wp:docPr id="1" name="Picture 1"/>
             <wp:cNvGraphicFramePr>
               <a:graphicFrameLocks noChangeAspect="1"/>
@@ -199,7 +199,7 @@
                   <pic:spPr>
                     <a:xfrm>
                       <a:off x="0" y="0"/>
-                      <a:ext cx="5486400" cy="5086704"/>
+                      <a:ext cx="5486400" cy="4967926"/>
                     </a:xfrm>
                     <a:prstGeom prst="rect"/>
                   </pic:spPr>
@@ -216,12 +216,12 @@
         <w:spacing w:after="240"/>
       </w:pPr>
       <w:r>
-        <w:t>Figur 1. Fyndplatser för naturvårdsarter i och inom 25 meter från avverkningsanmälan. Markörer utan svart kant är placerade på fyndplatsen. Markörer med svart kant är placerade vid sidan av fyndplatsen har ett svart streck som visar fyndplatsens exakta position. Kartans mittpunktskoordinat är N 6971486, E 411706 i SWEREF 99 TM.</w:t>
+        <w:t>Figur 1. Fyndplatser för naturvårdsarter i och inom 25 meter från avverkningsanmälan. Markörer utan svart kant är placerade på fyndplatsen. Markörer med svart kant är placerade vid sidan av fyndplatsen och har ett svart streck som visar fyndplatsens exakta position. Kartans mittpunktskoordinat är N 6971486, E 411706 i SWEREF 99 TM.</w:t>
       </w:r>
     </w:p>
     <w:p>
       <w:r>
-        <w:t>I och inom 25 meter från avverkningsanmälan finns fynd av 4 naturvårdsarter, varav 3 är rödlistade, 2 är fridlysta och 4 är typiska (T): gräddporing (VU, T), lunglav (NT, T), tretåig hackspett (NT, T, §4) och tjäder (T, §4). Se Figur 1.</w:t>
+        <w:t>I och inom 25 meter från avverkningsanmälan finns fynd av 7 naturvårdsarter, varav 5 är rödlistade, 5 är fridlysta och 6 är typiska (T): gräddporing (VU, T), lavskrika (NT, T, §4), lunglav (NT, T), talltita (NT, §4), tretåig hackspett (NT, T, §4), tjäder (T, §4) och tofsmes (T, §4). Se Figur 1.</w:t>
       </w:r>
     </w:p>
     <w:p>
@@ -272,6 +272,26 @@
         <w:rPr>
           <w:b/>
         </w:rPr>
+        <w:t>Lavskrika (NT, §4)</w:t>
+      </w:r>
+      <w:r>
+        <w:t xml:space="preserve"> är rödlistad som nära hotad och fridlyst enligt 4§ artskyddsförordningen. Den har minskat med 20 (10–30) % under de senaste 15 åren och minskningstakten bedöms vara nära gränsvärdet för sårbar (VU). Lavskrikan är en mycket stationär fågel, som häckar i äldre, slutna och hänglavsrika barrskogar. Nyckelfaktorer är flerskiktad skog med rik undervegetation samt riklig förekomst av hänglavar. Reviren är livslånga med hemområden som varierar mellan 50 och 150 ha. Inom ett revir av hög kvalitet finns det som regel ett eller flera kärnområden (1–20 ha) med relativt tät flerskiktad granskog. Arten missgynnas när flerskiktad skog omförs till enskiktade bestånd och även röjning och hård gallring är starkt negativt. Lavskrikan har relativt stora hemområden och försvinner när den äldre skogen fragmenteras, särskilt allvarligt är när kärnområdena avverkas. Den försvinner successivt framför allt vid dess utbredningsgränser och populationen har minskat kontinuerligt under 2000-talet. Lavskrika är typisk art för </w:t>
+      </w:r>
+      <w:r>
+        <w:rPr>
+          <w:i/>
+        </w:rPr>
+        <w:t>9010 Taiga</w:t>
+      </w:r>
+      <w:r>
+        <w:t xml:space="preserve"> (SLU Artdatabanken, 2026; Skogsstyrelsen 2016).</w:t>
+      </w:r>
+    </w:p>
+    <w:p>
+      <w:r>
+        <w:rPr>
+          <w:b/>
+        </w:rPr>
         <w:t>Lunglav (NT)</w:t>
       </w:r>
       <w:r>
@@ -328,6 +348,17 @@
         <w:rPr>
           <w:b/>
         </w:rPr>
+        <w:t>Talltita (NT, §4)</w:t>
+      </w:r>
+      <w:r>
+        <w:t>, rödlistad som nära hotad och prioriterad art i Skogsvårdslagen, har häckningsrevir i anmälan. Arten har minskat kraftigt de senaste 30 åren och minskningstakten innevarande 10-årsperiod beräknas till 20 (10–30) %. Talltitan är synnerligen trogen sitt cirka 15 hektar stora revir och är beroende av flerskiktade olikåldriga skogar för att kunna föda upp sina ungar. Talltitan försvinner om dess livsmiljö kalavverkas (Eggers &amp; Low, 2014; Ekman, 1979; Griesser et al, 2007; Klein, 2020; Siffczyk et al, 2003; SLU Artdatabanken, 2021).</w:t>
+      </w:r>
+    </w:p>
+    <w:p>
+      <w:r>
+        <w:rPr>
+          <w:b/>
+        </w:rPr>
         <w:t>Tretåig hackspett (NT, §4)</w:t>
       </w:r>
       <w:r>
@@ -379,6 +410,26 @@
       </w:r>
       <w:r>
         <w:t>. Tjädern är en utpräglad skogsfågel knuten till större sammanhängande barrskogsområden. Tupparna och hönorna utnyttjar till viss del olika miljöer, och habitatvalet varierar dessutom mellan olika delar av året. För att det ska finnas livskraftiga tjäderbestånd krävs funktionella skogslandskap med en blandning av uppvuxen, gles och luckig skog, täta sumpskogar, myrar och andra små våtmarker. Arten försvinner när skogen fragmenteras och den sammanlagda arealen hyggen och andra öppna områden blir för stor. Ett småskaligt och försiktigt virkesuttag genom hyggesfria metoder kan i vissa fall vara möjligt i området inom 200 m från lekcentrum. Längre ut från lekcentrum, inom 200–500 m bör den avverkade ytan inte överskrida 1 hektar för att undvika alltför stora och snabba förändringar (Skogsstyrelsen, 2019; SLU Artdatabanken, 2024).</w:t>
+      </w:r>
+    </w:p>
+    <w:p>
+      <w:r>
+        <w:rPr>
+          <w:b/>
+        </w:rPr>
+        <w:t>Tofsmes (§4)</w:t>
+      </w:r>
+      <w:r>
+        <w:t xml:space="preserve"> häckar i barr- och blandskog, främst i tallskog. Tofsmes är typisk art för </w:t>
+      </w:r>
+      <w:r>
+        <w:rPr>
+          <w:i/>
+        </w:rPr>
+        <w:t xml:space="preserve">9010 Taiga </w:t>
+      </w:r>
+      <w:r>
+        <w:t>(SLU Artdatabanken, 2025).</w:t>
       </w:r>
     </w:p>
     <w:p>
@@ -487,7 +538,7 @@
         <w:rPr>
           <w:i/>
         </w:rPr>
-        <w:t>I det avverkningsanmälda skogsområdet har 4 naturvårdsarter varav 3 rödlistade arter sina livsmiljöer och växtplatser.</w:t>
+        <w:t>I det avverkningsanmälda skogsområdet har 7 naturvårdsarter varav 5 rödlistade arter sina livsmiljöer och växtplatser.</w:t>
       </w:r>
     </w:p>
     <w:p>
@@ -694,59 +745,46 @@
         <w:pStyle w:val="Heading1"/>
       </w:pPr>
       <w:r>
-        <w:t>Lunglav – ekologi samt krav på livsmiljön</w:t>
+        <w:t>Lavskrika – ekologi samt krav på livsmiljön</w:t>
       </w:r>
     </w:p>
     <w:p>
       <w:r>
-        <w:t xml:space="preserve">Lunglav (NT) är en av vårt lands främsta signalarter som överallt indikerar gamla lövträd, skogsbestånd med höga naturvärden och ekosystem med lång skoglig kontinuitet. Lokalt kan förekomsten vara mycket riklig men den hittas nästan enbart i gamla och ej slutavverkade skogar. Artens samtliga förekomster bör uppmärksammas från naturvårdssynpunkt, då många lokaler även hyser andra ovanliga och rödlistade arter, däribland de sällsynta lavparasiterna lunglavshårprick (CR), </w:t>
+        <w:t>Lavskrika är rödlistad som nära hotad (NT), fridlyst enligt 4 § artskyddsförordningen (2007:845) och ingår i förteckningen över prioriterade arter i Skogsstyrelsens föreskrifter och allmänna råd (SKSFS 2011:7) bilaga 4. Lavskrikan är en mycket stationär fågel, som häckar i äldre, slutna och hänglavsrika barrskogar. Nyckelfaktorer är flerskiktad skog med rik undervegetation samt riklig förekomst av hänglavar (SLU Artdatabanken, 2026).</w:t>
+      </w:r>
+    </w:p>
+    <w:p>
+      <w:r>
+        <w:t xml:space="preserve">I Skogsstyrelsens vägledning för hänsyn till fåglar står bland annat att: </w:t>
       </w:r>
       <w:r>
         <w:rPr>
           <w:i/>
         </w:rPr>
-        <w:t>Abrothallus diederichii</w:t>
-      </w:r>
-      <w:r>
-        <w:t xml:space="preserve"> (VU), </w:t>
+        <w:t>“Reviren är livslånga med hemområden som varierar mellan 50 och 150 ha. Hemområdena har inga fasta gränser utan det handlar mera om de yttre gränserna för familjegruppernas rörelser. Lavskrikan undviker att förflytta sig över stora öppna områden och hemområdesstorleken är därför större i områden fragmenterade av hyggen och yngre skog än i områden med i sammanhängande äldre skog. Det finns studier som antyder att det inom ett revir bör finnas maximalt 15 % öppna ytor och ungskog. Inom ett revir av hög kvalitet finns det som regel ett eller flera kärnområden (1–20 ha) med relativt tät flerskiktad granskog.”</w:t>
+      </w:r>
+      <w:r>
+        <w:t xml:space="preserve"> Vidare att: </w:t>
       </w:r>
       <w:r>
         <w:rPr>
           <w:i/>
         </w:rPr>
-        <w:t>Abrothallus lobariae</w:t>
-      </w:r>
-      <w:r>
-        <w:t xml:space="preserve"> (VU), </w:t>
+        <w:t>“Arten missgynnas när flerskiktad skog omförs till enskiktade bestånd. Även skogsskötsel med återkommande röjning och hård gallring är starkt negativt. Lavskrikan har relativt stora hemområden och försvinner när den äldre skogen fragmenteras, särskilt allvarligt är när kärnområdena avverkas.”</w:t>
+      </w:r>
+      <w:r>
+        <w:t xml:space="preserve"> (Skogsstyrelsen 2016).</w:t>
+      </w:r>
+    </w:p>
+    <w:p>
+      <w:r>
+        <w:t xml:space="preserve">Populationen har minskat med 20 (10–30) % under de senaste 15 åren och minskningstakten bedöms vara nära gränsvärdet för sårbar (VU). Arten försvinner successivt framför allt vid dess utbredningsgränser och populationen har minskat kontinuerligt under 2000-talet. Lavskrika är typisk art för </w:t>
       </w:r>
       <w:r>
         <w:rPr>
           <w:i/>
         </w:rPr>
-        <w:t>Calycina lobariae</w:t>
-      </w:r>
-      <w:r>
-        <w:t xml:space="preserve"> (VU), lunglavsknapp (VU) och skrovelmössing (VU), som växer på lunglav. Rikliga förekomster med lunglav bör skyddas med biotopskydd, frivilliga avsättningar eller reservat (SLU Artdatabanken, 2026; Nitare &amp; Skogsstyrelsen, 2019).</w:t>
-      </w:r>
-    </w:p>
-    <w:p>
-      <w:r>
-        <w:t xml:space="preserve">Lunglav är typisk art för </w:t>
-      </w:r>
-      <w:r>
-        <w:rPr>
-          <w:i/>
-        </w:rPr>
-        <w:t>9010 Taiga, 9020 Nordlig ädellövskog, 9110 Näringsfattig bokskog, 9130 Näringsrik bokskog, 9160 Näringsrik ekskog, 9180 Ädellövskog i branter, 9190 Näringsfattig ekskog, 9070 Trädklädd betesmark, 9040 Fjällbjörkskog</w:t>
-      </w:r>
-      <w:r>
-        <w:t xml:space="preserve"> och</w:t>
-      </w:r>
-      <w:r>
-        <w:rPr>
-          <w:i/>
-        </w:rPr>
-        <w:t xml:space="preserve"> 6530 Lövängar</w:t>
+        <w:t>9010 Taiga</w:t>
       </w:r>
       <w:r>
         <w:t xml:space="preserve"> (SLU Artdatabanken, 2026).</w:t>
@@ -757,6 +795,105 @@
         <w:pStyle w:val="Heading2"/>
       </w:pPr>
       <w:r>
+        <w:t>Referenser – lavskrika</w:t>
+      </w:r>
+    </w:p>
+    <w:p>
+      <w:r>
+        <w:t xml:space="preserve">Skogsstyrelsen, 2016. </w:t>
+      </w:r>
+      <w:r>
+        <w:rPr>
+          <w:i/>
+        </w:rPr>
+        <w:t xml:space="preserve">Vägledning för hänsyn till fåglar – lavskrika. </w:t>
+      </w:r>
+      <w:r>
+        <w:t>https://www.skogsstyrelsen.se/globalassets/lag-och-tillsyn/artskydd/vagledningar-for-hansyn-till-faglar/lavskrika-vagledning-hansyn.pdf</w:t>
+      </w:r>
+    </w:p>
+    <w:p>
+      <w:r>
+        <w:t xml:space="preserve">SLU Artdatabanken, 2026. </w:t>
+      </w:r>
+      <w:r>
+        <w:rPr>
+          <w:i/>
+        </w:rPr>
+        <w:t xml:space="preserve">Artfaktablad. Naturvård – artfakta. </w:t>
+      </w:r>
+      <w:r>
+        <w:t>SLU Artdatabanken, Uppsala</w:t>
+      </w:r>
+    </w:p>
+    <w:p>
+      <w:pPr>
+        <w:pStyle w:val="Heading1"/>
+      </w:pPr>
+      <w:r>
+        <w:t>Lunglav – ekologi samt krav på livsmiljön</w:t>
+      </w:r>
+    </w:p>
+    <w:p>
+      <w:r>
+        <w:t xml:space="preserve">Lunglav (NT) är en av vårt lands främsta signalarter som överallt indikerar gamla lövträd, skogsbestånd med höga naturvärden och ekosystem med lång skoglig kontinuitet. Lokalt kan förekomsten vara mycket riklig men den hittas nästan enbart i gamla och ej slutavverkade skogar. Artens samtliga förekomster bör uppmärksammas från naturvårdssynpunkt, då många lokaler även hyser andra ovanliga och rödlistade arter, däribland de sällsynta lavparasiterna lunglavshårprick (CR), </w:t>
+      </w:r>
+      <w:r>
+        <w:rPr>
+          <w:i/>
+        </w:rPr>
+        <w:t>Abrothallus diederichii</w:t>
+      </w:r>
+      <w:r>
+        <w:t xml:space="preserve"> (VU), </w:t>
+      </w:r>
+      <w:r>
+        <w:rPr>
+          <w:i/>
+        </w:rPr>
+        <w:t>Abrothallus lobariae</w:t>
+      </w:r>
+      <w:r>
+        <w:t xml:space="preserve"> (VU), </w:t>
+      </w:r>
+      <w:r>
+        <w:rPr>
+          <w:i/>
+        </w:rPr>
+        <w:t>Calycina lobariae</w:t>
+      </w:r>
+      <w:r>
+        <w:t xml:space="preserve"> (VU), lunglavsknapp (VU) och skrovelmössing (VU), som växer på lunglav. Rikliga förekomster med lunglav bör skyddas med biotopskydd, frivilliga avsättningar eller reservat (SLU Artdatabanken, 2026; Nitare &amp; Skogsstyrelsen, 2019).</w:t>
+      </w:r>
+    </w:p>
+    <w:p>
+      <w:r>
+        <w:t xml:space="preserve">Lunglav är typisk art för </w:t>
+      </w:r>
+      <w:r>
+        <w:rPr>
+          <w:i/>
+        </w:rPr>
+        <w:t>9010 Taiga, 9020 Nordlig ädellövskog, 9110 Näringsfattig bokskog, 9130 Näringsrik bokskog, 9160 Näringsrik ekskog, 9180 Ädellövskog i branter, 9190 Näringsfattig ekskog, 9070 Trädklädd betesmark, 9040 Fjällbjörkskog</w:t>
+      </w:r>
+      <w:r>
+        <w:t xml:space="preserve"> och</w:t>
+      </w:r>
+      <w:r>
+        <w:rPr>
+          <w:i/>
+        </w:rPr>
+        <w:t xml:space="preserve"> 6530 Lövängar</w:t>
+      </w:r>
+      <w:r>
+        <w:t xml:space="preserve"> (SLU Artdatabanken, 2026).</w:t>
+      </w:r>
+    </w:p>
+    <w:p>
+      <w:pPr>
+        <w:pStyle w:val="Heading2"/>
+      </w:pPr>
+      <w:r>
         <w:t>Referenser – lunglav</w:t>
       </w:r>
     </w:p>
@@ -786,6 +923,126 @@
       </w:r>
       <w:r>
         <w:t>SLU Artdatabanken, Uppsala.</w:t>
+      </w:r>
+    </w:p>
+    <w:p>
+      <w:pPr>
+        <w:pStyle w:val="Heading1"/>
+      </w:pPr>
+      <w:r>
+        <w:t>Talltita – ekologi samt krav på livsmiljön</w:t>
+      </w:r>
+    </w:p>
+    <w:p>
+      <w:r>
+        <w:t>Talltita är rödlistad som NT, fridlyst och prioriterad art i Skogsvårdslagen. Den omfattas av EU:s fågeldirektiv. Arten har minskat kraftigt de senaste 30 åren och minskningstakten innevarande 10-årsperiod beräknas till 20 (10–30) % (SLU Artdatabanken, 2022).</w:t>
+      </w:r>
+    </w:p>
+    <w:p>
+      <w:r>
+        <w:t>Talltita föredrar större sammanhängande barrskogar, och finns såväl i tallskog som granskog och i lövblandad barrskog. Skogens struktur är viktig och ska helst vara flerskiktad med riklig underväxt av mindre granar, björk och andra lövträd och buskar. Tillgång på murknande högstubbar är särskilt viktig, eftersom talltitan helst själv hackar ut sitt bohål (SLU Artdatabanken, 2022).</w:t>
+      </w:r>
+    </w:p>
+    <w:p>
+      <w:r>
+        <w:t>Det finns flera studier som visar att talltita är känslig för gallring och inte överlever när dess livsmiljö kalavverkas (Eggers and Low, 2014; Griesser et al., 2007; Klein, 2020). Talltitans revir är förhållandevis stora, 10–20 hektar och arten missgynnas när skogen fragmenteras. Kalavverkning av större delar av reviret innebär att det överges (Artdatabanken, 2021).</w:t>
+      </w:r>
+    </w:p>
+    <w:p>
+      <w:r>
+        <w:t>Talltitan är synnerligen trogen sitt revir så länge paret lever och biotopen förblir intakt. Paret stannar i sitt revir året om. En förlust av ett revir har därför en stor inverkan på den lokala populationen och trakthyggesbruket anses vara orsak till den svenska populationens kraftiga minskning. Talltiteparets revirtrohet innebär att närhelst under året man observerar en adult talltita så ingår denna plats i reviret (Siffczyk et al., 2003; Ekman, 1979).</w:t>
+      </w:r>
+    </w:p>
+    <w:p>
+      <w:pPr>
+        <w:pStyle w:val="Heading2"/>
+      </w:pPr>
+      <w:r>
+        <w:t>Referenser – talltita</w:t>
+      </w:r>
+    </w:p>
+    <w:p>
+      <w:r>
+        <w:t xml:space="preserve">Eggers, S., Low, M., 2014. </w:t>
+      </w:r>
+      <w:r>
+        <w:rPr>
+          <w:i/>
+        </w:rPr>
+        <w:t xml:space="preserve">Differential demographic responses of sympatric Parids to vegetation management in boreal forest. </w:t>
+      </w:r>
+      <w:r>
+        <w:t>For. Ecol. Manage. 319, 169–175.</w:t>
+      </w:r>
+    </w:p>
+    <w:p>
+      <w:r>
+        <w:t xml:space="preserve">Ekman, J., 1979. </w:t>
+      </w:r>
+      <w:r>
+        <w:rPr>
+          <w:i/>
+        </w:rPr>
+        <w:t xml:space="preserve">Coherence, composition and territories of winter social groups of the Willow Tit Parus montanus and the Crested Tit P. cristatus. </w:t>
+      </w:r>
+      <w:r>
+        <w:t>Ornis Scandinavica, 10, pp 56–68</w:t>
+      </w:r>
+    </w:p>
+    <w:p>
+      <w:r>
+        <w:t xml:space="preserve">Griesser, M., Nystrand, M., Eggers, S., Ekman, J., 2007. </w:t>
+      </w:r>
+      <w:r>
+        <w:rPr>
+          <w:i/>
+        </w:rPr>
+        <w:t xml:space="preserve">Impact of forestry practices on fitness correlates and population productivity in an open-nesting bird species. </w:t>
+      </w:r>
+      <w:r>
+        <w:t>Conserv. Biol. 21, 767–774. https://doi.org/10.1111/j.1523- 1739.2007.00675.x</w:t>
+      </w:r>
+    </w:p>
+    <w:p>
+      <w:r>
+        <w:t xml:space="preserve">Klein, J., 2020. </w:t>
+      </w:r>
+      <w:r>
+        <w:rPr>
+          <w:i/>
+        </w:rPr>
+        <w:t xml:space="preserve">The forgotten forest – On thinning, retention, and biodiversity in the boreal forest. </w:t>
+      </w:r>
+      <w:r>
+        <w:t>Doctoral Thesis No. 2020:50</w:t>
+      </w:r>
+    </w:p>
+    <w:p>
+      <w:r>
+        <w:t xml:space="preserve">Siffczyk, C., Brotons, L., Kangas, K., Orell, M., 2003. </w:t>
+      </w:r>
+      <w:r>
+        <w:rPr>
+          <w:i/>
+        </w:rPr>
+        <w:t xml:space="preserve">Home range size of willow tits. </w:t>
+      </w:r>
+      <w:r>
+        <w:t>Oecologica, 136, 635–642 (2003)</w:t>
+      </w:r>
+    </w:p>
+    <w:p>
+      <w:r>
+        <w:t xml:space="preserve">SLU Artdatabanken, 2021. </w:t>
+      </w:r>
+      <w:r>
+        <w:rPr>
+          <w:i/>
+        </w:rPr>
+        <w:t xml:space="preserve">Artfaktablad. Naturvård – artfakta. </w:t>
+      </w:r>
+      <w:r>
+        <w:t>SLU Artdatabanken, Uppsala</w:t>
       </w:r>
     </w:p>
     <w:p>
@@ -1186,7 +1443,7 @@
     <w:r>
       <w:tab/>
       <w:tab/>
-      <w:t>2026-08-14</w:t>
+      <w:t>2026-08-15</w:t>
       <w:br/>
       <w:br/>
     </w:r>

--- a/klagomål/A 25616-2026 FSC-klagomål.docx
+++ b/klagomål/A 25616-2026 FSC-klagomål.docx
@@ -1443,7 +1443,7 @@
     <w:r>
       <w:tab/>
       <w:tab/>
-      <w:t>2026-08-15</w:t>
+      <w:t>2026-08-16</w:t>
       <w:br/>
       <w:br/>
     </w:r>

--- a/klagomål/A 25616-2026 FSC-klagomål.docx
+++ b/klagomål/A 25616-2026 FSC-klagomål.docx
@@ -1443,7 +1443,7 @@
     <w:r>
       <w:tab/>
       <w:tab/>
-      <w:t>2026-08-16</w:t>
+      <w:t>2026-08-17</w:t>
       <w:br/>
       <w:br/>
     </w:r>

--- a/klagomål/A 25616-2026 FSC-klagomål.docx
+++ b/klagomål/A 25616-2026 FSC-klagomål.docx
@@ -1443,7 +1443,7 @@
     <w:r>
       <w:tab/>
       <w:tab/>
-      <w:t>2026-08-17</w:t>
+      <w:t>2026-08-18</w:t>
       <w:br/>
       <w:br/>
     </w:r>

--- a/klagomål/A 25616-2026 FSC-klagomål.docx
+++ b/klagomål/A 25616-2026 FSC-klagomål.docx
@@ -1443,7 +1443,7 @@
     <w:r>
       <w:tab/>
       <w:tab/>
-      <w:t>2026-08-18</w:t>
+      <w:t>2026-08-19</w:t>
       <w:br/>
       <w:br/>
     </w:r>

--- a/klagomål/A 25616-2026 FSC-klagomål.docx
+++ b/klagomål/A 25616-2026 FSC-klagomål.docx
@@ -1443,7 +1443,7 @@
     <w:r>
       <w:tab/>
       <w:tab/>
-      <w:t>2026-08-19</w:t>
+      <w:t>2026-08-20</w:t>
       <w:br/>
       <w:br/>
     </w:r>

--- a/klagomål/A 25616-2026 FSC-klagomål.docx
+++ b/klagomål/A 25616-2026 FSC-klagomål.docx
@@ -1443,7 +1443,7 @@
     <w:r>
       <w:tab/>
       <w:tab/>
-      <w:t>2026-08-20</w:t>
+      <w:t>2026-08-21</w:t>
       <w:br/>
       <w:br/>
     </w:r>

--- a/klagomål/A 25616-2026 FSC-klagomål.docx
+++ b/klagomål/A 25616-2026 FSC-klagomål.docx
@@ -1443,7 +1443,7 @@
     <w:r>
       <w:tab/>
       <w:tab/>
-      <w:t>2026-08-21</w:t>
+      <w:t>2026-08-22</w:t>
       <w:br/>
       <w:br/>
     </w:r>

--- a/klagomål/A 25616-2026 FSC-klagomål.docx
+++ b/klagomål/A 25616-2026 FSC-klagomål.docx
@@ -1443,7 +1443,7 @@
     <w:r>
       <w:tab/>
       <w:tab/>
-      <w:t>2026-08-22</w:t>
+      <w:t>2026-08-23</w:t>
       <w:br/>
       <w:br/>
     </w:r>

--- a/klagomål/A 25616-2026 FSC-klagomål.docx
+++ b/klagomål/A 25616-2026 FSC-klagomål.docx
@@ -1443,7 +1443,7 @@
     <w:r>
       <w:tab/>
       <w:tab/>
-      <w:t>2026-08-23</w:t>
+      <w:t>2026-08-24</w:t>
       <w:br/>
       <w:br/>
     </w:r>

--- a/klagomål/A 25616-2026 FSC-klagomål.docx
+++ b/klagomål/A 25616-2026 FSC-klagomål.docx
@@ -1443,7 +1443,7 @@
     <w:r>
       <w:tab/>
       <w:tab/>
-      <w:t>2026-08-24</w:t>
+      <w:t>2026-08-25</w:t>
       <w:br/>
       <w:br/>
     </w:r>

--- a/klagomål/A 25616-2026 FSC-klagomål.docx
+++ b/klagomål/A 25616-2026 FSC-klagomål.docx
@@ -1443,7 +1443,7 @@
     <w:r>
       <w:tab/>
       <w:tab/>
-      <w:t>2026-08-25</w:t>
+      <w:t>2026-08-26</w:t>
       <w:br/>
       <w:br/>
     </w:r>

--- a/klagomål/A 25616-2026 FSC-klagomål.docx
+++ b/klagomål/A 25616-2026 FSC-klagomål.docx
@@ -1443,7 +1443,7 @@
     <w:r>
       <w:tab/>
       <w:tab/>
-      <w:t>2026-08-26</w:t>
+      <w:t>2026-08-27</w:t>
       <w:br/>
       <w:br/>
     </w:r>

--- a/klagomål/A 25616-2026 FSC-klagomål.docx
+++ b/klagomål/A 25616-2026 FSC-klagomål.docx
@@ -1443,7 +1443,7 @@
     <w:r>
       <w:tab/>
       <w:tab/>
-      <w:t>2026-08-27</w:t>
+      <w:t>2026-08-28</w:t>
       <w:br/>
       <w:br/>
     </w:r>

--- a/klagomål/A 25616-2026 FSC-klagomål.docx
+++ b/klagomål/A 25616-2026 FSC-klagomål.docx
@@ -1443,7 +1443,7 @@
     <w:r>
       <w:tab/>
       <w:tab/>
-      <w:t>2026-08-28</w:t>
+      <w:t>2026-08-29</w:t>
       <w:br/>
       <w:br/>
     </w:r>

--- a/klagomål/A 25616-2026 FSC-klagomål.docx
+++ b/klagomål/A 25616-2026 FSC-klagomål.docx
@@ -1443,7 +1443,7 @@
     <w:r>
       <w:tab/>
       <w:tab/>
-      <w:t>2026-08-29</w:t>
+      <w:t>2026-08-31</w:t>
       <w:br/>
       <w:br/>
     </w:r>

--- a/klagomål/A 25616-2026 FSC-klagomål.docx
+++ b/klagomål/A 25616-2026 FSC-klagomål.docx
@@ -1443,7 +1443,7 @@
     <w:r>
       <w:tab/>
       <w:tab/>
-      <w:t>2026-08-31</w:t>
+      <w:t>2026-09-01</w:t>
       <w:br/>
       <w:br/>
     </w:r>

--- a/klagomål/A 25616-2026 FSC-klagomål.docx
+++ b/klagomål/A 25616-2026 FSC-klagomål.docx
@@ -1443,7 +1443,7 @@
     <w:r>
       <w:tab/>
       <w:tab/>
-      <w:t>2026-09-01</w:t>
+      <w:t>2026-09-02</w:t>
       <w:br/>
       <w:br/>
     </w:r>

--- a/klagomål/A 25616-2026 FSC-klagomål.docx
+++ b/klagomål/A 25616-2026 FSC-klagomål.docx
@@ -1443,7 +1443,7 @@
     <w:r>
       <w:tab/>
       <w:tab/>
-      <w:t>2026-09-02</w:t>
+      <w:t>2026-09-03</w:t>
       <w:br/>
       <w:br/>
     </w:r>

--- a/klagomål/A 25616-2026 FSC-klagomål.docx
+++ b/klagomål/A 25616-2026 FSC-klagomål.docx
@@ -1443,7 +1443,7 @@
     <w:r>
       <w:tab/>
       <w:tab/>
-      <w:t>2026-09-03</w:t>
+      <w:t>2026-09-04</w:t>
       <w:br/>
       <w:br/>
     </w:r>

--- a/klagomål/A 25616-2026 FSC-klagomål.docx
+++ b/klagomål/A 25616-2026 FSC-klagomål.docx
@@ -1443,7 +1443,7 @@
     <w:r>
       <w:tab/>
       <w:tab/>
-      <w:t>2026-09-04</w:t>
+      <w:t>2026-09-05</w:t>
       <w:br/>
       <w:br/>
     </w:r>

--- a/klagomål/A 25616-2026 FSC-klagomål.docx
+++ b/klagomål/A 25616-2026 FSC-klagomål.docx
@@ -1443,7 +1443,7 @@
     <w:r>
       <w:tab/>
       <w:tab/>
-      <w:t>2026-09-05</w:t>
+      <w:t>2026-09-06</w:t>
       <w:br/>
       <w:br/>
     </w:r>

--- a/klagomål/A 25616-2026 FSC-klagomål.docx
+++ b/klagomål/A 25616-2026 FSC-klagomål.docx
@@ -1443,7 +1443,7 @@
     <w:r>
       <w:tab/>
       <w:tab/>
-      <w:t>2026-09-06</w:t>
+      <w:t>2026-09-07</w:t>
       <w:br/>
       <w:br/>
     </w:r>

--- a/klagomål/A 25616-2026 FSC-klagomål.docx
+++ b/klagomål/A 25616-2026 FSC-klagomål.docx
@@ -1443,7 +1443,7 @@
     <w:r>
       <w:tab/>
       <w:tab/>
-      <w:t>2026-09-07</w:t>
+      <w:t>2026-09-08</w:t>
       <w:br/>
       <w:br/>
     </w:r>

--- a/klagomål/A 25616-2026 FSC-klagomål.docx
+++ b/klagomål/A 25616-2026 FSC-klagomål.docx
@@ -1443,7 +1443,7 @@
     <w:r>
       <w:tab/>
       <w:tab/>
-      <w:t>2026-09-08</w:t>
+      <w:t>2026-09-09</w:t>
       <w:br/>
       <w:br/>
     </w:r>

--- a/klagomål/A 25616-2026 FSC-klagomål.docx
+++ b/klagomål/A 25616-2026 FSC-klagomål.docx
@@ -1443,7 +1443,7 @@
     <w:r>
       <w:tab/>
       <w:tab/>
-      <w:t>2026-09-09</w:t>
+      <w:t>2026-09-10</w:t>
       <w:br/>
       <w:br/>
     </w:r>

--- a/klagomål/A 25616-2026 FSC-klagomål.docx
+++ b/klagomål/A 25616-2026 FSC-klagomål.docx
@@ -1443,7 +1443,7 @@
     <w:r>
       <w:tab/>
       <w:tab/>
-      <w:t>2026-09-10</w:t>
+      <w:t>2026-09-11</w:t>
       <w:br/>
       <w:br/>
     </w:r>

--- a/klagomål/A 25616-2026 FSC-klagomål.docx
+++ b/klagomål/A 25616-2026 FSC-klagomål.docx
@@ -1443,7 +1443,7 @@
     <w:r>
       <w:tab/>
       <w:tab/>
-      <w:t>2026-09-11</w:t>
+      <w:t>2026-09-12</w:t>
       <w:br/>
       <w:br/>
     </w:r>

--- a/klagomål/A 25616-2026 FSC-klagomål.docx
+++ b/klagomål/A 25616-2026 FSC-klagomål.docx
@@ -1443,7 +1443,7 @@
     <w:r>
       <w:tab/>
       <w:tab/>
-      <w:t>2026-09-12</w:t>
+      <w:t>2026-09-13</w:t>
       <w:br/>
       <w:br/>
     </w:r>
